--- a/docs/structured_scalar_potential/Structured_Scalar_Potential_Design_and_Theory_completed.docx
+++ b/docs/structured_scalar_potential/Structured_Scalar_Potential_Design_and_Theory_completed.docx
@@ -23294,12 +23294,21 @@
             <w:tcW w:w="4680" w:type="dxa"/>
           </w:tcPr>
           <w:p>
+            <m:oMath>
+              <m:r>
+                <w:rPr>
+                  <w:rFonts w:ascii="Cambria Math" w:hAnsi="Cambria Math"/>
+                  <w:sz w:val="17"/>
+                </w:rPr>
+                <m:t>V</m:t>
+              </m:r>
+            </m:oMath>
             <w:r>
               <w:rPr>
-                <w:rFonts w:ascii="Calibri" w:hAnsi="Calibri"/>
+                <w:rFonts w:eastAsiaTheme="minorEastAsia"/>
                 <w:sz w:val="17"/>
               </w:rPr>
-              <w:t>V</w:t>
+              <w:t xml:space="preserve"> </w:t>
             </w:r>
           </w:p>
         </w:tc>
@@ -24105,11 +24114,42 @@
                 </w:rPr>
                 <m:t>)={</m:t>
               </m:r>
+              <m:sSub>
+                <m:sSubPr>
+                  <m:ctrlPr>
+                    <w:rPr>
+                      <w:rFonts w:ascii="Cambria Math" w:hAnsi="Cambria Math"/>
+                      <w:i/>
+                    </w:rPr>
+                  </m:ctrlPr>
+                </m:sSubPr>
+                <m:e>
+                  <m:r>
+                    <w:rPr>
+                      <w:rFonts w:ascii="Cambria Math" w:hAnsi="Cambria Math"/>
+                    </w:rPr>
+                    <m:t>E</m:t>
+                  </m:r>
+                  <m:ctrlPr>
+                    <w:rPr>
+                      <w:rFonts w:ascii="Cambria Math" w:hAnsi="Cambria Math"/>
+                    </w:rPr>
+                  </m:ctrlPr>
+                </m:e>
+                <m:sub>
+                  <m:r>
+                    <w:rPr>
+                      <w:rFonts w:ascii="Cambria Math" w:hAnsi="Cambria Math"/>
+                    </w:rPr>
+                    <m:t>h</m:t>
+                  </m:r>
+                </m:sub>
+              </m:sSub>
               <m:r>
                 <w:rPr>
                   <w:rFonts w:ascii="Cambria Math" w:hAnsi="Cambria Math"/>
                 </w:rPr>
-                <m:t>Eh:h</m:t>
+                <m:t>:h</m:t>
               </m:r>
               <m:r>
                 <m:rPr>
@@ -24278,11 +24318,42 @@
                 </w:rPr>
                 <m:t>)={</m:t>
               </m:r>
+              <m:sSub>
+                <m:sSubPr>
+                  <m:ctrlPr>
+                    <w:rPr>
+                      <w:rFonts w:ascii="Cambria Math" w:hAnsi="Cambria Math"/>
+                      <w:i/>
+                    </w:rPr>
+                  </m:ctrlPr>
+                </m:sSubPr>
+                <m:e>
+                  <m:r>
+                    <w:rPr>
+                      <w:rFonts w:ascii="Cambria Math" w:hAnsi="Cambria Math"/>
+                    </w:rPr>
+                    <m:t>W</m:t>
+                  </m:r>
+                  <m:ctrlPr>
+                    <w:rPr>
+                      <w:rFonts w:ascii="Cambria Math" w:hAnsi="Cambria Math"/>
+                    </w:rPr>
+                  </m:ctrlPr>
+                </m:e>
+                <m:sub>
+                  <m:r>
+                    <w:rPr>
+                      <w:rFonts w:ascii="Cambria Math" w:hAnsi="Cambria Math"/>
+                    </w:rPr>
+                    <m:t>h</m:t>
+                  </m:r>
+                </m:sub>
+              </m:sSub>
               <m:r>
                 <w:rPr>
                   <w:rFonts w:ascii="Cambria Math" w:hAnsi="Cambria Math"/>
                 </w:rPr>
-                <m:t>Wh:h</m:t>
+                <m:t>:h</m:t>
               </m:r>
               <m:r>
                 <m:rPr>
@@ -24509,14 +24580,60 @@
                 <w:rPr>
                   <w:rFonts w:ascii="Cambria Math" w:hAnsi="Cambria Math"/>
                 </w:rPr>
-                <m:t>)=log</m:t>
+                <m:t>)=</m:t>
               </m:r>
-              <m:r>
-                <w:rPr>
-                  <w:rFonts w:ascii="Cambria Math" w:hAnsi="Cambria Math"/>
-                </w:rPr>
-                <m:t>p</m:t>
-              </m:r>
+              <m:func>
+                <m:funcPr>
+                  <m:ctrlPr>
+                    <w:rPr>
+                      <w:rFonts w:ascii="Cambria Math" w:hAnsi="Cambria Math"/>
+                    </w:rPr>
+                  </m:ctrlPr>
+                </m:funcPr>
+                <m:fName>
+                  <m:r>
+                    <m:rPr>
+                      <m:sty m:val="p"/>
+                    </m:rPr>
+                    <w:rPr>
+                      <w:rFonts w:ascii="Cambria Math" w:hAnsi="Cambria Math"/>
+                    </w:rPr>
+                    <m:t>log</m:t>
+                  </m:r>
+                </m:fName>
+                <m:e>
+                  <m:r>
+                    <w:rPr>
+                      <w:rFonts w:ascii="Cambria Math" w:hAnsi="Cambria Math"/>
+                    </w:rPr>
+                    <m:t>p</m:t>
+                  </m:r>
+                  <m:r>
+                    <m:rPr>
+                      <m:sty m:val="p"/>
+                    </m:rPr>
+                    <w:rPr>
+                      <w:rFonts w:ascii="Cambria Math" w:hAnsi="Cambria Math"/>
+                    </w:rPr>
+                    <m:t>(·∣</m:t>
+                  </m:r>
+                  <m:r>
+                    <w:rPr>
+                      <w:rFonts w:ascii="Cambria Math" w:hAnsi="Cambria Math"/>
+                    </w:rPr>
+                    <m:t>c</m:t>
+                  </m:r>
+                  <m:r>
+                    <m:rPr>
+                      <m:sty m:val="p"/>
+                    </m:rPr>
+                    <w:rPr>
+                      <w:rFonts w:ascii="Cambria Math" w:hAnsi="Cambria Math"/>
+                    </w:rPr>
+                    <m:t>)</m:t>
+                  </m:r>
+                </m:e>
+              </m:func>
               <m:r>
                 <m:rPr>
                   <m:sty m:val="p"/>
@@ -24524,22 +24641,7 @@
                 <w:rPr>
                   <w:rFonts w:ascii="Cambria Math" w:hAnsi="Cambria Math"/>
                 </w:rPr>
-                <m:t>(·∣</m:t>
-              </m:r>
-              <m:r>
-                <w:rPr>
-                  <w:rFonts w:ascii="Cambria Math" w:hAnsi="Cambria Math"/>
-                </w:rPr>
-                <m:t>c</m:t>
-              </m:r>
-              <m:r>
-                <m:rPr>
-                  <m:sty m:val="p"/>
-                </m:rPr>
-                <w:rPr>
-                  <w:rFonts w:ascii="Cambria Math" w:hAnsi="Cambria Math"/>
-                </w:rPr>
-                <m:t>)+</m:t>
+                <m:t>+</m:t>
               </m:r>
               <m:box>
                 <m:boxPr>
@@ -24817,23 +24919,24 @@
                 </w:rPr>
                 <m:t>-</m:t>
               </m:r>
-              <m:limUpp>
-                <m:limUppPr>
+              <m:box>
+                <m:boxPr>
                   <m:ctrlPr>
                     <w:rPr>
                       <w:rFonts w:ascii="Cambria Math" w:hAnsi="Cambria Math"/>
                     </w:rPr>
                   </m:ctrlPr>
-                </m:limUppPr>
+                </m:boxPr>
                 <m:e>
-                  <m:box>
-                    <m:boxPr>
+                  <m:acc>
+                    <m:accPr>
                       <m:ctrlPr>
                         <w:rPr>
                           <w:rFonts w:ascii="Cambria Math" w:hAnsi="Cambria Math"/>
+                          <w:i/>
                         </w:rPr>
                       </m:ctrlPr>
-                    </m:boxPr>
+                    </m:accPr>
                     <m:e>
                       <m:r>
                         <w:rPr>
@@ -24842,20 +24945,9 @@
                         <m:t>z</m:t>
                       </m:r>
                     </m:e>
-                  </m:box>
+                  </m:acc>
                 </m:e>
-                <m:lim>
-                  <m:r>
-                    <m:rPr>
-                      <m:sty m:val="p"/>
-                    </m:rPr>
-                    <w:rPr>
-                      <w:rFonts w:ascii="Cambria Math" w:hAnsi="Cambria Math"/>
-                    </w:rPr>
-                    <m:t>^</m:t>
-                  </m:r>
-                </m:lim>
-              </m:limUpp>
+              </m:box>
               <m:sSup>
                 <m:sSupPr>
                   <m:ctrlPr>
@@ -24990,23 +25082,24 @@
                 </w:rPr>
                 <m:t>-</m:t>
               </m:r>
-              <m:limUpp>
-                <m:limUppPr>
+              <m:box>
+                <m:boxPr>
                   <m:ctrlPr>
                     <w:rPr>
                       <w:rFonts w:ascii="Cambria Math" w:hAnsi="Cambria Math"/>
                     </w:rPr>
                   </m:ctrlPr>
-                </m:limUppPr>
+                </m:boxPr>
                 <m:e>
-                  <m:box>
-                    <m:boxPr>
+                  <m:acc>
+                    <m:accPr>
                       <m:ctrlPr>
                         <w:rPr>
                           <w:rFonts w:ascii="Cambria Math" w:hAnsi="Cambria Math"/>
+                          <w:i/>
                         </w:rPr>
                       </m:ctrlPr>
-                    </m:boxPr>
+                    </m:accPr>
                     <m:e>
                       <m:r>
                         <w:rPr>
@@ -25015,20 +25108,9 @@
                         <m:t>z</m:t>
                       </m:r>
                     </m:e>
-                  </m:box>
+                  </m:acc>
                 </m:e>
-                <m:lim>
-                  <m:r>
-                    <m:rPr>
-                      <m:sty m:val="p"/>
-                    </m:rPr>
-                    <w:rPr>
-                      <w:rFonts w:ascii="Cambria Math" w:hAnsi="Cambria Math"/>
-                    </w:rPr>
-                    <m:t>^</m:t>
-                  </m:r>
-                </m:lim>
-              </m:limUpp>
+              </m:box>
               <m:r>
                 <m:rPr>
                   <m:sty m:val="p"/>
@@ -25063,45 +25145,24 @@
             </m:ctrlPr>
           </m:boxPr>
           <m:e>
-            <m:limUpp>
-              <m:limUppPr>
+            <m:acc>
+              <m:accPr>
                 <m:ctrlPr>
                   <w:rPr>
                     <w:rFonts w:ascii="Cambria Math" w:hAnsi="Cambria Math"/>
+                    <w:i/>
                   </w:rPr>
                 </m:ctrlPr>
-              </m:limUppPr>
+              </m:accPr>
               <m:e>
-                <m:box>
-                  <m:boxPr>
-                    <m:ctrlPr>
-                      <w:rPr>
-                        <w:rFonts w:ascii="Cambria Math" w:hAnsi="Cambria Math"/>
-                      </w:rPr>
-                    </m:ctrlPr>
-                  </m:boxPr>
-                  <m:e>
-                    <m:r>
-                      <w:rPr>
-                        <w:rFonts w:ascii="Cambria Math" w:hAnsi="Cambria Math"/>
-                      </w:rPr>
-                      <m:t>z</m:t>
-                    </m:r>
-                  </m:e>
-                </m:box>
+                <m:r>
+                  <w:rPr>
+                    <w:rFonts w:ascii="Cambria Math" w:hAnsi="Cambria Math"/>
+                  </w:rPr>
+                  <m:t>z</m:t>
+                </m:r>
               </m:e>
-              <m:lim>
-                <m:r>
-                  <m:rPr>
-                    <m:sty m:val="p"/>
-                  </m:rPr>
-                  <w:rPr>
-                    <w:rFonts w:ascii="Cambria Math" w:hAnsi="Cambria Math"/>
-                  </w:rPr>
-                  <m:t>^</m:t>
-                </m:r>
-              </m:lim>
-            </m:limUpp>
+            </m:acc>
           </m:e>
         </m:box>
       </m:oMath>
@@ -26309,23 +26370,45 @@
                 </w:rPr>
                 <m:t>-</m:t>
               </m:r>
-              <m:limUpp>
-                <m:limUppPr>
+              <m:acc>
+                <m:accPr>
+                  <m:chr m:val="̃"/>
                   <m:ctrlPr>
                     <w:rPr>
                       <w:rFonts w:ascii="Cambria Math" w:hAnsi="Cambria Math"/>
+                      <w:i/>
                     </w:rPr>
                   </m:ctrlPr>
-                </m:limUppPr>
+                </m:accPr>
                 <m:e>
-                  <m:box>
-                    <m:boxPr>
+                  <m:r>
+                    <w:rPr>
+                      <w:rFonts w:ascii="Cambria Math" w:hAnsi="Cambria Math"/>
+                    </w:rPr>
+                    <m:t>U</m:t>
+                  </m:r>
+                </m:e>
+              </m:acc>
+              <m:sSup>
+                <m:sSupPr>
+                  <m:ctrlPr>
+                    <w:rPr>
+                      <w:rFonts w:ascii="Cambria Math" w:hAnsi="Cambria Math"/>
+                      <w:i/>
+                    </w:rPr>
+                  </m:ctrlPr>
+                </m:sSupPr>
+                <m:e>
+                  <m:acc>
+                    <m:accPr>
+                      <m:chr m:val="̃"/>
                       <m:ctrlPr>
                         <w:rPr>
                           <w:rFonts w:ascii="Cambria Math" w:hAnsi="Cambria Math"/>
+                          <w:i/>
                         </w:rPr>
                       </m:ctrlPr>
-                    </m:boxPr>
+                    </m:accPr>
                     <m:e>
                       <m:r>
                         <w:rPr>
@@ -26334,68 +26417,7 @@
                         <m:t>U</m:t>
                       </m:r>
                     </m:e>
-                  </m:box>
-                </m:e>
-                <m:lim>
-                  <m:r>
-                    <m:rPr>
-                      <m:sty m:val="p"/>
-                    </m:rPr>
-                    <w:rPr>
-                      <w:rFonts w:ascii="Cambria Math" w:hAnsi="Cambria Math"/>
-                    </w:rPr>
-                    <m:t>~</m:t>
-                  </m:r>
-                </m:lim>
-              </m:limUpp>
-              <m:sSup>
-                <m:sSupPr>
-                  <m:ctrlPr>
-                    <w:rPr>
-                      <w:rFonts w:ascii="Cambria Math" w:hAnsi="Cambria Math"/>
-                    </w:rPr>
-                  </m:ctrlPr>
-                </m:sSupPr>
-                <m:e>
-                  <m:limUpp>
-                    <m:limUppPr>
-                      <m:ctrlPr>
-                        <w:rPr>
-                          <w:rFonts w:ascii="Cambria Math" w:hAnsi="Cambria Math"/>
-                        </w:rPr>
-                      </m:ctrlPr>
-                    </m:limUppPr>
-                    <m:e>
-                      <m:box>
-                        <m:boxPr>
-                          <m:ctrlPr>
-                            <w:rPr>
-                              <w:rFonts w:ascii="Cambria Math" w:hAnsi="Cambria Math"/>
-                            </w:rPr>
-                          </m:ctrlPr>
-                        </m:boxPr>
-                        <m:e>
-                          <m:r>
-                            <w:rPr>
-                              <w:rFonts w:ascii="Cambria Math" w:hAnsi="Cambria Math"/>
-                            </w:rPr>
-                            <m:t>U</m:t>
-                          </m:r>
-                        </m:e>
-                      </m:box>
-                    </m:e>
-                    <m:lim>
-                      <m:r>
-                        <m:rPr>
-                          <m:sty m:val="p"/>
-                        </m:rPr>
-                        <w:rPr>
-                          <w:rFonts w:ascii="Cambria Math" w:hAnsi="Cambria Math"/>
-                        </w:rPr>
-                        <m:t>~</m:t>
-                      </m:r>
-                    </m:lim>
-                  </m:limUpp>
+                  </m:acc>
                 </m:e>
                 <m:sup>
                   <m:r>

--- a/docs/structured_scalar_potential/Structured_Scalar_Potential_Design_and_Theory_completed.docx
+++ b/docs/structured_scalar_potential/Structured_Scalar_Potential_Design_and_Theory_completed.docx
@@ -2952,13 +2952,30 @@
             <w:tcW w:w="1435" w:type="dxa"/>
           </w:tcPr>
           <w:p>
+            <w:pPr>
+              <w:rPr>
+                <w:b/>
+                <w:bCs/>
+              </w:rPr>
+            </w:pPr>
+            <m:oMath>
+              <m:r>
+                <m:rPr>
+                  <m:sty m:val="bi"/>
+                </m:rPr>
+                <w:rPr>
+                  <w:rFonts w:ascii="Cambria Math" w:hAnsi="Cambria Math"/>
+                </w:rPr>
+                <m:t>τ</m:t>
+              </m:r>
+            </m:oMath>
             <w:r>
               <w:rPr>
-                <w:rFonts w:ascii="Calibri" w:hAnsi="Calibri"/>
+                <w:rFonts w:eastAsiaTheme="minorEastAsia"/>
                 <w:b/>
-                <w:sz w:val="17"/>
-              </w:rPr>
-              <w:t>τ</w:t>
+                <w:bCs/>
+              </w:rPr>
+              <w:t xml:space="preserve"> </w:t>
             </w:r>
           </w:p>
         </w:tc>
@@ -2973,8 +2990,46 @@
                 <w:b/>
                 <w:sz w:val="17"/>
               </w:rPr>
-              <w:t>Behaviour of V_θ</w:t>
+              <w:t xml:space="preserve">Behaviour of </w:t>
             </w:r>
+            <m:oMath>
+              <m:sSub>
+                <m:sSubPr>
+                  <m:ctrlPr>
+                    <w:rPr>
+                      <w:rFonts w:ascii="Cambria Math" w:hAnsi="Cambria Math"/>
+                      <w:b/>
+                      <w:i/>
+                      <w:sz w:val="17"/>
+                    </w:rPr>
+                  </m:ctrlPr>
+                </m:sSubPr>
+                <m:e>
+                  <m:r>
+                    <m:rPr>
+                      <m:sty m:val="bi"/>
+                    </m:rPr>
+                    <w:rPr>
+                      <w:rFonts w:ascii="Cambria Math" w:hAnsi="Cambria Math"/>
+                      <w:sz w:val="17"/>
+                    </w:rPr>
+                    <m:t>V</m:t>
+                  </m:r>
+                </m:e>
+                <m:sub>
+                  <m:r>
+                    <m:rPr>
+                      <m:sty m:val="bi"/>
+                    </m:rPr>
+                    <w:rPr>
+                      <w:rFonts w:ascii="Cambria Math" w:hAnsi="Cambria Math"/>
+                      <w:sz w:val="17"/>
+                    </w:rPr>
+                    <m:t>θ</m:t>
+                  </m:r>
+                </m:sub>
+              </m:sSub>
+            </m:oMath>
           </w:p>
         </w:tc>
       </w:tr>
@@ -4932,7 +4987,35 @@
         <w:rPr>
           <w:rFonts w:ascii="Calibri" w:hAnsi="Calibri"/>
         </w:rPr>
-        <w:t xml:space="preserve"> Gaussian wells. This matches the MixtureGaussianVTheta architecture trained at scale in the fock_gaussian_sarf Phase 5 run.</w:t>
+        <w:t xml:space="preserve"> Gaussian wells. This matches the </w:t>
+      </w:r>
+      <w:r>
+        <w:rPr>
+          <w:rFonts w:ascii="Consolas" w:hAnsi="Consolas" w:cs="Consolas"/>
+          <w:sz w:val="17"/>
+          <w:szCs w:val="17"/>
+        </w:rPr>
+        <w:t>MixtureGaussianVTheta</w:t>
+      </w:r>
+      <w:r>
+        <w:rPr>
+          <w:rFonts w:ascii="Calibri" w:hAnsi="Calibri"/>
+        </w:rPr>
+        <w:t xml:space="preserve"> architecture trained at scale in the </w:t>
+      </w:r>
+      <w:r>
+        <w:rPr>
+          <w:rFonts w:ascii="Consolas" w:hAnsi="Consolas" w:cs="Consolas"/>
+          <w:sz w:val="17"/>
+          <w:szCs w:val="17"/>
+        </w:rPr>
+        <w:t>fock_gaussian_sarf</w:t>
+      </w:r>
+      <w:r>
+        <w:rPr>
+          <w:rFonts w:ascii="Calibri" w:hAnsi="Calibri"/>
+        </w:rPr>
+        <w:t xml:space="preserve"> Phase 5 run.</w:t>
       </w:r>
     </w:p>
     <w:p>
@@ -12154,7 +12237,21 @@
         <w:rPr>
           <w:rFonts w:ascii="Calibri" w:hAnsi="Calibri"/>
         </w:rPr>
-        <w:t xml:space="preserve">In the MixtureGaussianVTheta variant the centres are a learned linear function of the context </w:t>
+        <w:t xml:space="preserve">In the </w:t>
+      </w:r>
+      <w:r>
+        <w:rPr>
+          <w:rFonts w:ascii="Consolas" w:hAnsi="Consolas" w:cs="Consolas"/>
+          <w:sz w:val="17"/>
+          <w:szCs w:val="17"/>
+        </w:rPr>
+        <w:t>MixtureGaussianVTheta</w:t>
+      </w:r>
+      <w:r>
+        <w:rPr>
+          <w:rFonts w:ascii="Calibri" w:hAnsi="Calibri"/>
+        </w:rPr>
+        <w:t xml:space="preserve"> variant the centres are a learned linear function of the context </w:t>
       </w:r>
       <m:oMath>
         <m:box>
@@ -12179,7 +12276,21 @@
         <w:rPr>
           <w:rFonts w:ascii="Calibri" w:hAnsi="Calibri"/>
         </w:rPr>
-        <w:t>. Implementation (model_gaussian_vtheta.py, lines 93–95):</w:t>
+        <w:t>. Implementation (</w:t>
+      </w:r>
+      <w:r>
+        <w:rPr>
+          <w:rFonts w:ascii="Consolas" w:hAnsi="Consolas" w:cs="Consolas"/>
+          <w:sz w:val="17"/>
+          <w:szCs w:val="17"/>
+        </w:rPr>
+        <w:t>model_gaussian_vtheta.py</w:t>
+      </w:r>
+      <w:r>
+        <w:rPr>
+          <w:rFonts w:ascii="Calibri" w:hAnsi="Calibri"/>
+        </w:rPr>
+        <w:t>, lines 93–95):</w:t>
       </w:r>
     </w:p>
     <w:p>
@@ -12644,7 +12755,63 @@
         <w:rPr>
           <w:rFonts w:ascii="Calibri" w:hAnsi="Calibri"/>
         </w:rPr>
-        <w:t xml:space="preserve">, the centres move with every token’s context. By contrast, SARFGaussianVTheta uses a fixed anchor set: anchors is a frozen buffer, and only log_sigma and w_proj are learned. The learnable </w:t>
+        <w:t xml:space="preserve">, the centres move with every token’s context. By contrast, </w:t>
+      </w:r>
+      <w:r>
+        <w:rPr>
+          <w:rFonts w:ascii="Consolas" w:hAnsi="Consolas" w:cs="Consolas"/>
+          <w:sz w:val="17"/>
+          <w:szCs w:val="17"/>
+        </w:rPr>
+        <w:t>SARFGaussianVTheta</w:t>
+      </w:r>
+      <w:r>
+        <w:rPr>
+          <w:rFonts w:ascii="Calibri" w:hAnsi="Calibri"/>
+        </w:rPr>
+        <w:t xml:space="preserve"> uses a fixed anchor set: anchors </w:t>
+      </w:r>
+      <w:proofErr w:type="gramStart"/>
+      <w:r>
+        <w:rPr>
+          <w:rFonts w:ascii="Calibri" w:hAnsi="Calibri"/>
+        </w:rPr>
+        <w:t>is</w:t>
+      </w:r>
+      <w:proofErr w:type="gramEnd"/>
+      <w:r>
+        <w:rPr>
+          <w:rFonts w:ascii="Calibri" w:hAnsi="Calibri"/>
+        </w:rPr>
+        <w:t xml:space="preserve"> a frozen buffer, and only </w:t>
+      </w:r>
+      <w:r>
+        <w:rPr>
+          <w:rFonts w:ascii="Consolas" w:hAnsi="Consolas" w:cs="Consolas"/>
+          <w:sz w:val="17"/>
+          <w:szCs w:val="17"/>
+        </w:rPr>
+        <w:t>log_sigma</w:t>
+      </w:r>
+      <w:r>
+        <w:rPr>
+          <w:rFonts w:ascii="Calibri" w:hAnsi="Calibri"/>
+        </w:rPr>
+        <w:t xml:space="preserve"> and </w:t>
+      </w:r>
+      <w:r>
+        <w:rPr>
+          <w:rFonts w:ascii="Consolas" w:hAnsi="Consolas" w:cs="Consolas"/>
+          <w:sz w:val="17"/>
+          <w:szCs w:val="17"/>
+        </w:rPr>
+        <w:t>w_proj</w:t>
+      </w:r>
+      <w:r>
+        <w:rPr>
+          <w:rFonts w:ascii="Calibri" w:hAnsi="Calibri"/>
+        </w:rPr>
+        <w:t xml:space="preserve"> are learned. The learnable </w:t>
       </w:r>
       <m:oMath>
         <m:box>
@@ -13701,7 +13868,21 @@
         <w:rPr>
           <w:rFonts w:ascii="Calibri" w:hAnsi="Calibri"/>
         </w:rPr>
-        <w:t xml:space="preserve"> module (MultiChannelXi): the learnable raw_alpha parameter, which maps to the EMA decay coefficients seen in logs (e.g. </w:t>
+        <w:t xml:space="preserve"> module (</w:t>
+      </w:r>
+      <w:r>
+        <w:rPr>
+          <w:rFonts w:ascii="Consolas" w:hAnsi="Consolas" w:cs="Consolas"/>
+          <w:sz w:val="17"/>
+          <w:szCs w:val="17"/>
+        </w:rPr>
+        <w:t>MultiChannelXi</w:t>
+      </w:r>
+      <w:r>
+        <w:rPr>
+          <w:rFonts w:ascii="Calibri" w:hAnsi="Calibri"/>
+        </w:rPr>
+        <w:t xml:space="preserve">): the learnable raw_alpha parameter, which maps to the EMA decay coefficients seen in logs (e.g. </w:t>
       </w:r>
       <m:oMath>
         <m:box>
@@ -14188,21 +14369,34 @@
             </m:ctrlPr>
           </m:boxPr>
           <m:e>
-            <m:r>
-              <m:rPr>
-                <m:sty m:val="p"/>
-              </m:rPr>
-              <w:rPr>
-                <w:rFonts w:ascii="Cambria Math" w:hAnsi="Cambria Math"/>
-              </w:rPr>
-              <m:t>log</m:t>
-            </m:r>
-            <m:r>
-              <w:rPr>
-                <w:rFonts w:ascii="Cambria Math" w:hAnsi="Cambria Math"/>
-              </w:rPr>
-              <m:t>τ</m:t>
-            </m:r>
+            <m:func>
+              <m:funcPr>
+                <m:ctrlPr>
+                  <w:rPr>
+                    <w:rFonts w:ascii="Cambria Math" w:hAnsi="Cambria Math"/>
+                  </w:rPr>
+                </m:ctrlPr>
+              </m:funcPr>
+              <m:fName>
+                <m:r>
+                  <m:rPr>
+                    <m:sty m:val="p"/>
+                  </m:rPr>
+                  <w:rPr>
+                    <w:rFonts w:ascii="Cambria Math" w:hAnsi="Cambria Math"/>
+                  </w:rPr>
+                  <m:t>log</m:t>
+                </m:r>
+              </m:fName>
+              <m:e>
+                <m:r>
+                  <w:rPr>
+                    <w:rFonts w:ascii="Cambria Math" w:hAnsi="Cambria Math"/>
+                  </w:rPr>
+                  <m:t>τ</m:t>
+                </m:r>
+              </m:e>
+            </m:func>
           </m:e>
         </m:box>
       </m:oMath>
@@ -14471,7 +14665,21 @@
         <w:rPr>
           <w:rFonts w:ascii="Calibri" w:hAnsi="Calibri"/>
         </w:rPr>
-        <w:t xml:space="preserve">7. Dynamics scalars: raw_m_bias and raw_gamma (learnable when learn_mgamma is enabled); raw_logfreq_alpha (surprisal-mass scale); raw_v_phi_scale. (In the phase-5 log, </w:t>
+        <w:t xml:space="preserve">7. Dynamics scalars: raw_m_bias and raw_gamma (learnable when learn_mgamma is enabled); </w:t>
+      </w:r>
+      <w:r>
+        <w:rPr>
+          <w:rFonts w:ascii="Consolas" w:hAnsi="Consolas" w:cs="Consolas"/>
+          <w:sz w:val="17"/>
+          <w:szCs w:val="17"/>
+        </w:rPr>
+        <w:t>raw_logfreq_alpha</w:t>
+      </w:r>
+      <w:r>
+        <w:rPr>
+          <w:rFonts w:ascii="Calibri" w:hAnsi="Calibri"/>
+        </w:rPr>
+        <w:t xml:space="preserve"> (surprisal-mass scale); raw_v_phi_scale. (In the phase-5 log, </w:t>
       </w:r>
       <m:oMath>
         <m:box>
@@ -14541,7 +14749,35 @@
         <w:rPr>
           <w:rFonts w:ascii="Calibri" w:hAnsi="Calibri"/>
         </w:rPr>
-        <w:t>8. LayerNorm affine parameters — specifically those for ln_after_step.</w:t>
+        <w:t xml:space="preserve">8. </w:t>
+      </w:r>
+      <w:r>
+        <w:rPr>
+          <w:rFonts w:ascii="Consolas" w:hAnsi="Consolas" w:cs="Consolas"/>
+          <w:sz w:val="17"/>
+          <w:szCs w:val="17"/>
+        </w:rPr>
+        <w:t>LayerNorm</w:t>
+      </w:r>
+      <w:r>
+        <w:rPr>
+          <w:rFonts w:ascii="Calibri" w:hAnsi="Calibri"/>
+        </w:rPr>
+        <w:t xml:space="preserve"> affine parameters — specifically those for </w:t>
+      </w:r>
+      <w:r>
+        <w:rPr>
+          <w:rFonts w:ascii="Consolas" w:hAnsi="Consolas" w:cs="Consolas"/>
+          <w:sz w:val="17"/>
+          <w:szCs w:val="17"/>
+        </w:rPr>
+        <w:t>ln_after_step</w:t>
+      </w:r>
+      <w:r>
+        <w:rPr>
+          <w:rFonts w:ascii="Calibri" w:hAnsi="Calibri"/>
+        </w:rPr>
+        <w:t>.</w:t>
       </w:r>
     </w:p>
     <w:p>
@@ -17747,21 +17983,34 @@
             </m:ctrlPr>
           </m:boxPr>
           <m:e>
-            <m:r>
-              <m:rPr>
-                <m:sty m:val="p"/>
-              </m:rPr>
-              <w:rPr>
-                <w:rFonts w:ascii="Cambria Math" w:hAnsi="Cambria Math"/>
-              </w:rPr>
-              <m:t>ln</m:t>
-            </m:r>
-            <m:r>
-              <w:rPr>
-                <w:rFonts w:ascii="Cambria Math" w:hAnsi="Cambria Math"/>
-              </w:rPr>
-              <m:t>V</m:t>
-            </m:r>
+            <m:func>
+              <m:funcPr>
+                <m:ctrlPr>
+                  <w:rPr>
+                    <w:rFonts w:ascii="Cambria Math" w:hAnsi="Cambria Math"/>
+                  </w:rPr>
+                </m:ctrlPr>
+              </m:funcPr>
+              <m:fName>
+                <m:r>
+                  <m:rPr>
+                    <m:sty m:val="p"/>
+                  </m:rPr>
+                  <w:rPr>
+                    <w:rFonts w:ascii="Cambria Math" w:hAnsi="Cambria Math"/>
+                  </w:rPr>
+                  <m:t>ln</m:t>
+                </m:r>
+              </m:fName>
+              <m:e>
+                <m:r>
+                  <w:rPr>
+                    <w:rFonts w:ascii="Cambria Math" w:hAnsi="Cambria Math"/>
+                  </w:rPr>
+                  <m:t>V</m:t>
+                </m:r>
+              </m:e>
+            </m:func>
           </m:e>
         </m:box>
       </m:oMath>
@@ -17866,12 +18115,43 @@
             <w:tcW w:w="2340" w:type="dxa"/>
           </w:tcPr>
           <w:p>
+            <m:oMath>
+              <m:sSub>
+                <m:sSubPr>
+                  <m:ctrlPr>
+                    <w:rPr>
+                      <w:rFonts w:ascii="Cambria Math" w:hAnsi="Cambria Math"/>
+                      <w:i/>
+                      <w:sz w:val="17"/>
+                    </w:rPr>
+                  </m:ctrlPr>
+                </m:sSubPr>
+                <m:e>
+                  <m:r>
+                    <w:rPr>
+                      <w:rFonts w:ascii="Cambria Math" w:hAnsi="Cambria Math"/>
+                      <w:sz w:val="17"/>
+                    </w:rPr>
+                    <m:t>E</m:t>
+                  </m:r>
+                </m:e>
+                <m:sub>
+                  <m:r>
+                    <w:rPr>
+                      <w:rFonts w:ascii="Cambria Math" w:hAnsi="Cambria Math"/>
+                      <w:sz w:val="17"/>
+                    </w:rPr>
+                    <m:t>v</m:t>
+                  </m:r>
+                </m:sub>
+              </m:sSub>
+            </m:oMath>
             <w:r>
               <w:rPr>
-                <w:rFonts w:ascii="Calibri" w:hAnsi="Calibri"/>
+                <w:rFonts w:eastAsiaTheme="minorEastAsia"/>
                 <w:sz w:val="17"/>
               </w:rPr>
-              <w:t>E_v</w:t>
+              <w:t xml:space="preserve"> </w:t>
             </w:r>
           </w:p>
         </w:tc>
@@ -17880,12 +18160,43 @@
             <w:tcW w:w="2340" w:type="dxa"/>
           </w:tcPr>
           <w:p>
+            <m:oMath>
+              <m:sSub>
+                <m:sSubPr>
+                  <m:ctrlPr>
+                    <w:rPr>
+                      <w:rFonts w:ascii="Cambria Math" w:hAnsi="Cambria Math"/>
+                      <w:i/>
+                      <w:sz w:val="17"/>
+                    </w:rPr>
+                  </m:ctrlPr>
+                </m:sSubPr>
+                <m:e>
+                  <m:r>
+                    <w:rPr>
+                      <w:rFonts w:ascii="Cambria Math" w:hAnsi="Cambria Math"/>
+                      <w:sz w:val="17"/>
+                    </w:rPr>
+                    <m:t>E</m:t>
+                  </m:r>
+                </m:e>
+                <m:sub>
+                  <m:r>
+                    <w:rPr>
+                      <w:rFonts w:ascii="Cambria Math" w:hAnsi="Cambria Math"/>
+                      <w:sz w:val="17"/>
+                    </w:rPr>
+                    <m:t>v</m:t>
+                  </m:r>
+                </m:sub>
+              </m:sSub>
+            </m:oMath>
             <w:r>
               <w:rPr>
-                <w:rFonts w:ascii="Calibri" w:hAnsi="Calibri"/>
+                <w:rFonts w:eastAsiaTheme="minorEastAsia"/>
                 <w:sz w:val="17"/>
               </w:rPr>
-              <w:t>E_v</w:t>
+              <w:t xml:space="preserve"> </w:t>
             </w:r>
           </w:p>
         </w:tc>
@@ -18030,7 +18341,35 @@
         <w:rPr>
           <w:rFonts w:ascii="Calibri" w:hAnsi="Calibri"/>
         </w:rPr>
-        <w:t xml:space="preserve">In the current multi-head run (TIE_EMBEDDINGS=True, USE_OUTPUT_BIAS=True), the bias </w:t>
+        <w:t>In the current multi-head run (</w:t>
+      </w:r>
+      <w:r>
+        <w:rPr>
+          <w:rFonts w:ascii="Consolas" w:hAnsi="Consolas" w:cs="Consolas"/>
+          <w:sz w:val="17"/>
+          <w:szCs w:val="17"/>
+        </w:rPr>
+        <w:t>TIE_EMBEDDINGS=True</w:t>
+      </w:r>
+      <w:r>
+        <w:rPr>
+          <w:rFonts w:ascii="Calibri" w:hAnsi="Calibri"/>
+        </w:rPr>
+        <w:t xml:space="preserve">, </w:t>
+      </w:r>
+      <w:r>
+        <w:rPr>
+          <w:rFonts w:ascii="Consolas" w:hAnsi="Consolas" w:cs="Consolas"/>
+          <w:sz w:val="17"/>
+          <w:szCs w:val="17"/>
+        </w:rPr>
+        <w:t>USE_OUTPUT_BIAS=True</w:t>
+      </w:r>
+      <w:r>
+        <w:rPr>
+          <w:rFonts w:ascii="Calibri" w:hAnsi="Calibri"/>
+        </w:rPr>
+        <w:t xml:space="preserve">), the bias </w:t>
       </w:r>
       <m:oMath>
         <m:box>
@@ -18074,34 +18413,45 @@
               <w:rPr>
                 <w:rFonts w:ascii="Cambria Math" w:hAnsi="Cambria Math"/>
               </w:rPr>
-              <m:t>=log</m:t>
-            </m:r>
-            <m:sSub>
-              <m:sSubPr>
+              <m:t>=</m:t>
+            </m:r>
+            <m:func>
+              <m:funcPr>
                 <m:ctrlPr>
                   <w:rPr>
                     <w:rFonts w:ascii="Cambria Math" w:hAnsi="Cambria Math"/>
                   </w:rPr>
                 </m:ctrlPr>
-              </m:sSubPr>
+              </m:funcPr>
+              <m:fName>
+                <m:r>
+                  <m:rPr>
+                    <m:sty m:val="p"/>
+                  </m:rPr>
+                  <w:rPr>
+                    <w:rFonts w:ascii="Cambria Math" w:hAnsi="Cambria Math"/>
+                  </w:rPr>
+                  <m:t>log</m:t>
+                </m:r>
+              </m:fName>
               <m:e>
-                <m:r>
-                  <w:rPr>
-                    <w:rFonts w:ascii="Cambria Math" w:hAnsi="Cambria Math"/>
-                  </w:rPr>
-                  <m:t>p</m:t>
-                </m:r>
-              </m:e>
-              <m:sub>
-                <m:box>
-                  <m:boxPr>
+                <m:sSub>
+                  <m:sSubPr>
                     <m:ctrlPr>
                       <w:rPr>
                         <w:rFonts w:ascii="Cambria Math" w:hAnsi="Cambria Math"/>
                       </w:rPr>
                     </m:ctrlPr>
-                  </m:boxPr>
+                  </m:sSubPr>
                   <m:e>
+                    <m:r>
+                      <w:rPr>
+                        <w:rFonts w:ascii="Cambria Math" w:hAnsi="Cambria Math"/>
+                      </w:rPr>
+                      <m:t>p</m:t>
+                    </m:r>
+                  </m:e>
+                  <m:sub>
                     <m:box>
                       <m:boxPr>
                         <m:ctrlPr>
@@ -18111,45 +18461,56 @@
                         </m:ctrlPr>
                       </m:boxPr>
                       <m:e>
-                        <m:r>
-                          <m:rPr>
-                            <m:sty m:val="p"/>
-                          </m:rPr>
-                          <w:rPr>
-                            <w:rFonts w:ascii="Cambria Math" w:hAnsi="Cambria Math"/>
-                          </w:rPr>
-                          <m:t>unigram</m:t>
-                        </m:r>
+                        <m:box>
+                          <m:boxPr>
+                            <m:ctrlPr>
+                              <w:rPr>
+                                <w:rFonts w:ascii="Cambria Math" w:hAnsi="Cambria Math"/>
+                              </w:rPr>
+                            </m:ctrlPr>
+                          </m:boxPr>
+                          <m:e>
+                            <m:r>
+                              <m:rPr>
+                                <m:sty m:val="p"/>
+                              </m:rPr>
+                              <w:rPr>
+                                <w:rFonts w:ascii="Cambria Math" w:hAnsi="Cambria Math"/>
+                              </w:rPr>
+                              <m:t>unigram</m:t>
+                            </m:r>
+                          </m:e>
+                        </m:box>
                       </m:e>
                     </m:box>
-                  </m:e>
-                </m:box>
-              </m:sub>
-            </m:sSub>
-            <m:r>
-              <m:rPr>
-                <m:sty m:val="p"/>
-              </m:rPr>
-              <w:rPr>
-                <w:rFonts w:ascii="Cambria Math" w:hAnsi="Cambria Math"/>
-              </w:rPr>
-              <m:t>(</m:t>
-            </m:r>
-            <m:r>
-              <w:rPr>
-                <w:rFonts w:ascii="Cambria Math" w:hAnsi="Cambria Math"/>
-              </w:rPr>
-              <m:t>v</m:t>
-            </m:r>
-            <m:r>
-              <m:rPr>
-                <m:sty m:val="p"/>
-              </m:rPr>
-              <w:rPr>
-                <w:rFonts w:ascii="Cambria Math" w:hAnsi="Cambria Math"/>
-              </w:rPr>
-              <m:t>)</m:t>
-            </m:r>
+                  </m:sub>
+                </m:sSub>
+                <m:r>
+                  <m:rPr>
+                    <m:sty m:val="p"/>
+                  </m:rPr>
+                  <w:rPr>
+                    <w:rFonts w:ascii="Cambria Math" w:hAnsi="Cambria Math"/>
+                  </w:rPr>
+                  <m:t>(</m:t>
+                </m:r>
+                <m:r>
+                  <w:rPr>
+                    <w:rFonts w:ascii="Cambria Math" w:hAnsi="Cambria Math"/>
+                  </w:rPr>
+                  <m:t>v</m:t>
+                </m:r>
+                <m:r>
+                  <m:rPr>
+                    <m:sty m:val="p"/>
+                  </m:rPr>
+                  <w:rPr>
+                    <w:rFonts w:ascii="Cambria Math" w:hAnsi="Cambria Math"/>
+                  </w:rPr>
+                  <m:t>)</m:t>
+                </m:r>
+              </m:e>
+            </m:func>
           </m:e>
         </m:box>
       </m:oMath>

--- a/docs/structured_scalar_potential/Structured_Scalar_Potential_Design_and_Theory_completed.docx
+++ b/docs/structured_scalar_potential/Structured_Scalar_Potential_Design_and_Theory_completed.docx
@@ -21903,7 +21903,35 @@
         <w:rPr>
           <w:rFonts w:ascii="Calibri" w:hAnsi="Calibri"/>
         </w:rPr>
-        <w:t xml:space="preserve">This is about the D0.4 long-tail diagnostic finding. With tied embeddings (TIE_EMBEDDINGS=True), the logit for token </w:t>
+        <w:t xml:space="preserve">This is about the </w:t>
+      </w:r>
+      <w:r>
+        <w:rPr>
+          <w:rFonts w:ascii="Calibri" w:hAnsi="Calibri"/>
+          <w:b/>
+          <w:bCs/>
+        </w:rPr>
+        <w:t>D0.4</w:t>
+      </w:r>
+      <w:r>
+        <w:rPr>
+          <w:rFonts w:ascii="Calibri" w:hAnsi="Calibri"/>
+        </w:rPr>
+        <w:t xml:space="preserve"> long-tail diagnostic finding. With tied embeddings (</w:t>
+      </w:r>
+      <w:r>
+        <w:rPr>
+          <w:rFonts w:ascii="Consolas" w:hAnsi="Consolas" w:cs="Consolas"/>
+          <w:sz w:val="17"/>
+          <w:szCs w:val="17"/>
+        </w:rPr>
+        <w:t>TIE_EMBEDDINGS=True</w:t>
+      </w:r>
+      <w:r>
+        <w:rPr>
+          <w:rFonts w:ascii="Calibri" w:hAnsi="Calibri"/>
+        </w:rPr>
+        <w:t xml:space="preserve">), the logit for token </w:t>
       </w:r>
       <m:oMath>
         <m:box>
@@ -23529,9 +23557,6 @@
       </w:r>
     </w:p>
     <w:p>
-      <w:pPr>
-        <w:spacing w:after="120"/>
-      </w:pPr>
       <w:r>
         <w:rPr>
           <w:rFonts w:ascii="Calibri" w:hAnsi="Calibri"/>
@@ -23580,7 +23605,38 @@
         <w:rPr>
           <w:rFonts w:ascii="Calibri" w:hAnsi="Calibri"/>
         </w:rPr>
-        <w:t xml:space="preserve"> (initialised to log-unigram-frequency) is the cheap first step — it absorbs the frequency prior so the dynamics stop wasting capacity on it. Untying is the deeper fix: it decouples the rare-token output directions from their undertrained input embeddings entirely. The full diagnostic is in companion_notes/Xi_Bottleneck_Diagnosis_Phase5.md, sections 8.4 and 9.1–9.3.</w:t>
+        <w:t xml:space="preserve"> (initialised to log-unigram-frequency) is the cheap first step — it absorbs the frequency prior so the dynamics stop wasting capacity on it. Untying is the deeper fix: it decouples the rare-token output directions from their undertrained input embeddings entirely. The full diagnostic is in </w:t>
+      </w:r>
+      <w:r>
+        <w:rPr>
+          <w:rFonts w:ascii="Calibri" w:hAnsi="Calibri"/>
+        </w:rPr>
+        <w:t>[6] (</w:t>
+      </w:r>
+      <w:hyperlink r:id="rId21" w:history="1">
+        <w:r>
+          <w:rPr>
+            <w:rStyle w:val="Hyperlink"/>
+            <w:rFonts w:ascii="Consolas" w:hAnsi="Consolas" w:cs="Consolas"/>
+            <w:sz w:val="17"/>
+            <w:szCs w:val="17"/>
+          </w:rPr>
+          <w:t>companion_notes/Xi_Bottleneck_Diagnosis_Phase5.md</w:t>
+        </w:r>
+      </w:hyperlink>
+      <w:r>
+        <w:rPr>
+          <w:rFonts w:ascii="Consolas" w:hAnsi="Consolas" w:cs="Consolas"/>
+          <w:sz w:val="17"/>
+          <w:szCs w:val="17"/>
+        </w:rPr>
+        <w:t>)</w:t>
+      </w:r>
+      <w:r>
+        <w:rPr>
+          <w:rFonts w:ascii="Calibri" w:hAnsi="Calibri"/>
+        </w:rPr>
+        <w:t>, sections 8.4 and 9.1–9.3.</w:t>
       </w:r>
     </w:p>
     <w:p>
@@ -23683,7 +23739,23 @@
                 <w:rFonts w:ascii="Calibri" w:hAnsi="Calibri"/>
                 <w:sz w:val="17"/>
               </w:rPr>
-              <w:t>vocabulary size (50,257)</w:t>
+              <w:t>vocabulary size (</w:t>
+            </w:r>
+            <m:oMath>
+              <m:r>
+                <w:rPr>
+                  <w:rFonts w:ascii="Cambria Math" w:hAnsi="Cambria Math"/>
+                  <w:sz w:val="17"/>
+                </w:rPr>
+                <m:t>50,257</m:t>
+              </m:r>
+            </m:oMath>
+            <w:r>
+              <w:rPr>
+                <w:rFonts w:ascii="Calibri" w:hAnsi="Calibri"/>
+                <w:sz w:val="17"/>
+              </w:rPr>
+              <w:t>)</w:t>
             </w:r>
           </w:p>
         </w:tc>
@@ -23694,12 +23766,21 @@
             <w:tcW w:w="4680" w:type="dxa"/>
           </w:tcPr>
           <w:p>
+            <m:oMath>
+              <m:r>
+                <w:rPr>
+                  <w:rFonts w:ascii="Cambria Math" w:hAnsi="Cambria Math"/>
+                  <w:sz w:val="17"/>
+                </w:rPr>
+                <m:t>d</m:t>
+              </m:r>
+            </m:oMath>
             <w:r>
               <w:rPr>
-                <w:rFonts w:ascii="Calibri" w:hAnsi="Calibri"/>
+                <w:rFonts w:eastAsiaTheme="minorEastAsia"/>
                 <w:sz w:val="17"/>
               </w:rPr>
-              <w:t>d</w:t>
+              <w:t xml:space="preserve"> </w:t>
             </w:r>
           </w:p>
         </w:tc>
@@ -23713,8 +23794,17 @@
                 <w:rFonts w:ascii="Calibri" w:hAnsi="Calibri"/>
                 <w:sz w:val="17"/>
               </w:rPr>
-              <w:t>hidden dimension (384), d ≪ V</w:t>
+              <w:t xml:space="preserve">hidden dimension (384), </w:t>
             </w:r>
+            <m:oMath>
+              <m:r>
+                <w:rPr>
+                  <w:rFonts w:ascii="Cambria Math" w:hAnsi="Cambria Math"/>
+                  <w:sz w:val="17"/>
+                </w:rPr>
+                <m:t>d ≪ V</m:t>
+              </m:r>
+            </m:oMath>
           </w:p>
         </w:tc>
       </w:tr>
@@ -24772,7 +24862,6 @@
         <w:rPr>
           <w:rFonts w:ascii="Calibri" w:hAnsi="Calibri"/>
         </w:rPr>
-        <w:lastRenderedPageBreak/>
         <w:t xml:space="preserve">Both are </w:t>
       </w:r>
       <m:oMath>
@@ -24836,6 +24925,7 @@
           <w:rFonts w:ascii="Calibri" w:hAnsi="Calibri"/>
           <w:sz w:val="19"/>
         </w:rPr>
+        <w:lastRenderedPageBreak/>
         <w:t>3. The optimal logit vector and the projection error</w:t>
       </w:r>
     </w:p>
@@ -26502,53 +26592,34 @@
               </w:rPr>
               <m:t>=</m:t>
             </m:r>
-            <m:limUpp>
-              <m:limUppPr>
+            <m:acc>
+              <m:accPr>
+                <m:chr m:val="̃"/>
                 <m:ctrlPr>
                   <w:rPr>
                     <w:rFonts w:ascii="Cambria Math" w:hAnsi="Cambria Math"/>
+                    <w:i/>
                   </w:rPr>
                 </m:ctrlPr>
-              </m:limUppPr>
+              </m:accPr>
               <m:e>
-                <m:box>
-                  <m:boxPr>
-                    <m:ctrlPr>
-                      <w:rPr>
-                        <w:rFonts w:ascii="Cambria Math" w:hAnsi="Cambria Math"/>
-                      </w:rPr>
-                    </m:ctrlPr>
-                  </m:boxPr>
-                  <m:e>
-                    <m:r>
-                      <w:rPr>
-                        <w:rFonts w:ascii="Cambria Math" w:hAnsi="Cambria Math"/>
-                      </w:rPr>
-                      <m:t>U</m:t>
-                    </m:r>
-                  </m:e>
-                </m:box>
+                <m:r>
+                  <w:rPr>
+                    <w:rFonts w:ascii="Cambria Math" w:hAnsi="Cambria Math"/>
+                  </w:rPr>
+                  <m:t>U</m:t>
+                </m:r>
               </m:e>
-              <m:lim>
-                <m:r>
-                  <m:rPr>
-                    <m:sty m:val="p"/>
-                  </m:rPr>
-                  <w:rPr>
-                    <w:rFonts w:ascii="Cambria Math" w:hAnsi="Cambria Math"/>
-                  </w:rPr>
-                  <m:t>~</m:t>
-                </m:r>
-              </m:lim>
-            </m:limUpp>
-            <m:limUpp>
-              <m:limUppPr>
+            </m:acc>
+            <m:acc>
+              <m:accPr>
+                <m:chr m:val="̃"/>
                 <m:ctrlPr>
                   <w:rPr>
                     <w:rFonts w:ascii="Cambria Math" w:hAnsi="Cambria Math"/>
                   </w:rPr>
                 </m:ctrlPr>
-              </m:limUppPr>
+              </m:accPr>
               <m:e>
                 <m:box>
                   <m:boxPr>
@@ -26568,18 +26639,7 @@
                   </m:e>
                 </m:box>
               </m:e>
-              <m:lim>
-                <m:r>
-                  <m:rPr>
-                    <m:sty m:val="p"/>
-                  </m:rPr>
-                  <w:rPr>
-                    <w:rFonts w:ascii="Cambria Math" w:hAnsi="Cambria Math"/>
-                  </w:rPr>
-                  <m:t>~</m:t>
-                </m:r>
-              </m:lim>
-            </m:limUpp>
+            </m:acc>
             <m:sSup>
               <m:sSupPr>
                 <m:ctrlPr>
@@ -26589,45 +26649,25 @@
                 </m:ctrlPr>
               </m:sSupPr>
               <m:e>
-                <m:limUpp>
-                  <m:limUppPr>
+                <m:acc>
+                  <m:accPr>
+                    <m:chr m:val="̃"/>
                     <m:ctrlPr>
                       <w:rPr>
                         <w:rFonts w:ascii="Cambria Math" w:hAnsi="Cambria Math"/>
+                        <w:i/>
                       </w:rPr>
                     </m:ctrlPr>
-                  </m:limUppPr>
+                  </m:accPr>
                   <m:e>
-                    <m:box>
-                      <m:boxPr>
-                        <m:ctrlPr>
-                          <w:rPr>
-                            <w:rFonts w:ascii="Cambria Math" w:hAnsi="Cambria Math"/>
-                          </w:rPr>
-                        </m:ctrlPr>
-                      </m:boxPr>
-                      <m:e>
-                        <m:r>
-                          <w:rPr>
-                            <w:rFonts w:ascii="Cambria Math" w:hAnsi="Cambria Math"/>
-                          </w:rPr>
-                          <m:t>Q</m:t>
-                        </m:r>
-                      </m:e>
-                    </m:box>
-                  </m:e>
-                  <m:lim>
                     <m:r>
-                      <m:rPr>
-                        <m:sty m:val="p"/>
-                      </m:rPr>
                       <w:rPr>
                         <w:rFonts w:ascii="Cambria Math" w:hAnsi="Cambria Math"/>
                       </w:rPr>
-                      <m:t>~</m:t>
+                      <m:t>Q</m:t>
                     </m:r>
-                  </m:lim>
-                </m:limUpp>
+                  </m:e>
+                </m:acc>
               </m:e>
               <m:sup>
                 <m:r>
@@ -27749,34 +27789,45 @@
                 <w:rPr>
                   <w:rFonts w:ascii="Cambria Math" w:hAnsi="Cambria Math"/>
                 </w:rPr>
-                <m:t>)=log</m:t>
+                <m:t>)=</m:t>
               </m:r>
-              <m:sSub>
-                <m:sSubPr>
+              <m:func>
+                <m:funcPr>
                   <m:ctrlPr>
                     <w:rPr>
                       <w:rFonts w:ascii="Cambria Math" w:hAnsi="Cambria Math"/>
                     </w:rPr>
                   </m:ctrlPr>
-                </m:sSubPr>
-                <m:e>
+                </m:funcPr>
+                <m:fName>
                   <m:r>
+                    <m:rPr>
+                      <m:sty m:val="p"/>
+                    </m:rPr>
                     <w:rPr>
                       <w:rFonts w:ascii="Cambria Math" w:hAnsi="Cambria Math"/>
                     </w:rPr>
-                    <m:t>p</m:t>
+                    <m:t>log</m:t>
                   </m:r>
-                </m:e>
-                <m:sub>
-                  <m:box>
-                    <m:boxPr>
+                </m:fName>
+                <m:e>
+                  <m:sSub>
+                    <m:sSubPr>
                       <m:ctrlPr>
                         <w:rPr>
                           <w:rFonts w:ascii="Cambria Math" w:hAnsi="Cambria Math"/>
                         </w:rPr>
                       </m:ctrlPr>
-                    </m:boxPr>
+                    </m:sSubPr>
                     <m:e>
+                      <m:r>
+                        <w:rPr>
+                          <w:rFonts w:ascii="Cambria Math" w:hAnsi="Cambria Math"/>
+                        </w:rPr>
+                        <m:t>p</m:t>
+                      </m:r>
+                    </m:e>
+                    <m:sub>
                       <m:box>
                         <m:boxPr>
                           <m:ctrlPr>
@@ -27786,21 +27837,56 @@
                           </m:ctrlPr>
                         </m:boxPr>
                         <m:e>
-                          <m:r>
-                            <m:rPr>
-                              <m:sty m:val="p"/>
-                            </m:rPr>
-                            <w:rPr>
-                              <w:rFonts w:ascii="Cambria Math" w:hAnsi="Cambria Math"/>
-                            </w:rPr>
-                            <m:t>unigram</m:t>
-                          </m:r>
+                          <m:box>
+                            <m:boxPr>
+                              <m:ctrlPr>
+                                <w:rPr>
+                                  <w:rFonts w:ascii="Cambria Math" w:hAnsi="Cambria Math"/>
+                                </w:rPr>
+                              </m:ctrlPr>
+                            </m:boxPr>
+                            <m:e>
+                              <m:r>
+                                <m:rPr>
+                                  <m:sty m:val="p"/>
+                                </m:rPr>
+                                <w:rPr>
+                                  <w:rFonts w:ascii="Cambria Math" w:hAnsi="Cambria Math"/>
+                                </w:rPr>
+                                <m:t>unigram</m:t>
+                              </m:r>
+                            </m:e>
+                          </m:box>
                         </m:e>
                       </m:box>
-                    </m:e>
-                  </m:box>
-                </m:sub>
-              </m:sSub>
+                    </m:sub>
+                  </m:sSub>
+                  <m:r>
+                    <m:rPr>
+                      <m:sty m:val="p"/>
+                    </m:rPr>
+                    <w:rPr>
+                      <w:rFonts w:ascii="Cambria Math" w:hAnsi="Cambria Math"/>
+                    </w:rPr>
+                    <m:t>(</m:t>
+                  </m:r>
+                  <m:r>
+                    <w:rPr>
+                      <w:rFonts w:ascii="Cambria Math" w:hAnsi="Cambria Math"/>
+                    </w:rPr>
+                    <m:t>v</m:t>
+                  </m:r>
+                  <m:r>
+                    <m:rPr>
+                      <m:sty m:val="p"/>
+                    </m:rPr>
+                    <w:rPr>
+                      <w:rFonts w:ascii="Cambria Math" w:hAnsi="Cambria Math"/>
+                    </w:rPr>
+                    <m:t>)</m:t>
+                  </m:r>
+                </m:e>
+              </m:func>
               <m:r>
                 <m:rPr>
                   <m:sty m:val="p"/>
@@ -27808,22 +27894,7 @@
                 <w:rPr>
                   <w:rFonts w:ascii="Cambria Math" w:hAnsi="Cambria Math"/>
                 </w:rPr>
-                <m:t>(</m:t>
-              </m:r>
-              <m:r>
-                <w:rPr>
-                  <w:rFonts w:ascii="Cambria Math" w:hAnsi="Cambria Math"/>
-                </w:rPr>
-                <m:t>v</m:t>
-              </m:r>
-              <m:r>
-                <m:rPr>
-                  <m:sty m:val="p"/>
-                </m:rPr>
-                <w:rPr>
-                  <w:rFonts w:ascii="Cambria Math" w:hAnsi="Cambria Math"/>
-                </w:rPr>
-                <m:t>)+log</m:t>
+                <m:t>+log</m:t>
               </m:r>
               <m:f>
                 <m:fPr>
@@ -28071,34 +28142,45 @@
               <w:rPr>
                 <w:rFonts w:ascii="Cambria Math" w:hAnsi="Cambria Math"/>
               </w:rPr>
-              <m:t>=log</m:t>
-            </m:r>
-            <m:sSub>
-              <m:sSubPr>
+              <m:t>=</m:t>
+            </m:r>
+            <m:func>
+              <m:funcPr>
                 <m:ctrlPr>
                   <w:rPr>
                     <w:rFonts w:ascii="Cambria Math" w:hAnsi="Cambria Math"/>
                   </w:rPr>
                 </m:ctrlPr>
-              </m:sSubPr>
+              </m:funcPr>
+              <m:fName>
+                <m:r>
+                  <m:rPr>
+                    <m:sty m:val="p"/>
+                  </m:rPr>
+                  <w:rPr>
+                    <w:rFonts w:ascii="Cambria Math" w:hAnsi="Cambria Math"/>
+                  </w:rPr>
+                  <m:t>log</m:t>
+                </m:r>
+              </m:fName>
               <m:e>
-                <m:r>
-                  <w:rPr>
-                    <w:rFonts w:ascii="Cambria Math" w:hAnsi="Cambria Math"/>
-                  </w:rPr>
-                  <m:t>p</m:t>
-                </m:r>
-              </m:e>
-              <m:sub>
-                <m:box>
-                  <m:boxPr>
+                <m:sSub>
+                  <m:sSubPr>
                     <m:ctrlPr>
                       <w:rPr>
                         <w:rFonts w:ascii="Cambria Math" w:hAnsi="Cambria Math"/>
                       </w:rPr>
                     </m:ctrlPr>
-                  </m:boxPr>
+                  </m:sSubPr>
                   <m:e>
+                    <m:r>
+                      <w:rPr>
+                        <w:rFonts w:ascii="Cambria Math" w:hAnsi="Cambria Math"/>
+                      </w:rPr>
+                      <m:t>p</m:t>
+                    </m:r>
+                  </m:e>
+                  <m:sub>
                     <m:box>
                       <m:boxPr>
                         <m:ctrlPr>
@@ -28108,21 +28190,56 @@
                         </m:ctrlPr>
                       </m:boxPr>
                       <m:e>
-                        <m:r>
-                          <m:rPr>
-                            <m:sty m:val="p"/>
-                          </m:rPr>
-                          <w:rPr>
-                            <w:rFonts w:ascii="Cambria Math" w:hAnsi="Cambria Math"/>
-                          </w:rPr>
-                          <m:t>unigram</m:t>
-                        </m:r>
+                        <m:box>
+                          <m:boxPr>
+                            <m:ctrlPr>
+                              <w:rPr>
+                                <w:rFonts w:ascii="Cambria Math" w:hAnsi="Cambria Math"/>
+                              </w:rPr>
+                            </m:ctrlPr>
+                          </m:boxPr>
+                          <m:e>
+                            <m:r>
+                              <m:rPr>
+                                <m:sty m:val="p"/>
+                              </m:rPr>
+                              <w:rPr>
+                                <w:rFonts w:ascii="Cambria Math" w:hAnsi="Cambria Math"/>
+                              </w:rPr>
+                              <m:t>unigram</m:t>
+                            </m:r>
+                          </m:e>
+                        </m:box>
                       </m:e>
                     </m:box>
-                  </m:e>
-                </m:box>
-              </m:sub>
-            </m:sSub>
+                  </m:sub>
+                </m:sSub>
+                <m:r>
+                  <m:rPr>
+                    <m:sty m:val="p"/>
+                  </m:rPr>
+                  <w:rPr>
+                    <w:rFonts w:ascii="Cambria Math" w:hAnsi="Cambria Math"/>
+                  </w:rPr>
+                  <m:t>(</m:t>
+                </m:r>
+                <m:r>
+                  <w:rPr>
+                    <w:rFonts w:ascii="Cambria Math" w:hAnsi="Cambria Math"/>
+                  </w:rPr>
+                  <m:t>v</m:t>
+                </m:r>
+                <m:r>
+                  <m:rPr>
+                    <m:sty m:val="p"/>
+                  </m:rPr>
+                  <w:rPr>
+                    <w:rFonts w:ascii="Cambria Math" w:hAnsi="Cambria Math"/>
+                  </w:rPr>
+                  <m:t>)</m:t>
+                </m:r>
+              </m:e>
+            </m:func>
             <m:r>
               <m:rPr>
                 <m:sty m:val="p"/>
@@ -28130,22 +28247,7 @@
               <w:rPr>
                 <w:rFonts w:ascii="Cambria Math" w:hAnsi="Cambria Math"/>
               </w:rPr>
-              <m:t>(</m:t>
-            </m:r>
-            <m:r>
-              <w:rPr>
-                <w:rFonts w:ascii="Cambria Math" w:hAnsi="Cambria Math"/>
-              </w:rPr>
-              <m:t>v</m:t>
-            </m:r>
-            <m:r>
-              <m:rPr>
-                <m:sty m:val="p"/>
-              </m:rPr>
-              <w:rPr>
-                <w:rFonts w:ascii="Cambria Math" w:hAnsi="Cambria Math"/>
-              </w:rPr>
-              <m:t>)∈</m:t>
+              <m:t>∈</m:t>
             </m:r>
             <m:sSup>
               <m:sSupPr>
@@ -28894,7 +28996,6 @@
         <w:rPr>
           <w:rFonts w:ascii="Calibri" w:hAnsi="Calibri"/>
         </w:rPr>
-        <w:lastRenderedPageBreak/>
         <w:t xml:space="preserve">Let </w:t>
       </w:r>
       <m:oMath>
@@ -29082,8 +29183,11 @@
               </m:e>
               <m:sub>
                 <m:r>
-                  <w:rPr>
-                    <w:rFonts w:ascii="Cambria Math" w:hAnsi="Cambria Math"/>
+                  <m:rPr>
+                    <m:sty m:val="p"/>
+                  </m:rPr>
+                  <w:rPr>
+                    <w:rFonts w:ascii="Segoe UI Symbol" w:hAnsi="Segoe UI Symbol" w:cs="Segoe UI Symbol"/>
                   </w:rPr>
                   <m:t>⟂</m:t>
                 </m:r>
@@ -29198,8 +29302,11 @@
               </m:e>
               <m:sub>
                 <m:r>
-                  <w:rPr>
-                    <w:rFonts w:ascii="Cambria Math" w:hAnsi="Cambria Math"/>
+                  <m:rPr>
+                    <m:sty m:val="p"/>
+                  </m:rPr>
+                  <w:rPr>
+                    <w:rFonts w:ascii="Segoe UI Symbol" w:hAnsi="Segoe UI Symbol" w:cs="Segoe UI Symbol"/>
                   </w:rPr>
                   <m:t>⟂</m:t>
                 </m:r>
@@ -29284,7 +29391,19 @@
         <w:rPr>
           <w:rFonts w:ascii="Calibri" w:hAnsi="Calibri"/>
         </w:rPr>
-        <w:t xml:space="preserve"> as irreducible error, and uses </w:t>
+        <w:t xml:space="preserve"> as irreducible </w:t>
+      </w:r>
+      <w:r>
+        <w:rPr>
+          <w:rFonts w:ascii="Calibri" w:hAnsi="Calibri"/>
+        </w:rPr>
+        <w:t>error and</w:t>
+      </w:r>
+      <w:r>
+        <w:rPr>
+          <w:rFonts w:ascii="Calibri" w:hAnsi="Calibri"/>
+        </w:rPr>
+        <w:t xml:space="preserve"> uses </w:t>
       </w:r>
       <m:oMath>
         <m:box>
@@ -29568,8 +29687,11 @@
               </m:e>
               <m:sub>
                 <m:r>
-                  <w:rPr>
-                    <w:rFonts w:ascii="Cambria Math" w:hAnsi="Cambria Math"/>
+                  <m:rPr>
+                    <m:sty m:val="p"/>
+                  </m:rPr>
+                  <w:rPr>
+                    <w:rFonts w:ascii="Segoe UI Symbol" w:hAnsi="Segoe UI Symbol" w:cs="Segoe UI Symbol"/>
                   </w:rPr>
                   <m:t>⟂</m:t>
                 </m:r>
@@ -29604,6 +29726,7 @@
           <w:rFonts w:ascii="Calibri" w:hAnsi="Calibri"/>
           <w:sz w:val="19"/>
         </w:rPr>
+        <w:lastRenderedPageBreak/>
         <w:t>5. Gradient conflict for rare tokens</w:t>
       </w:r>
     </w:p>
@@ -29797,315 +29920,301 @@
         <w:spacing w:before="120" w:after="120"/>
         <w:jc w:val="center"/>
       </w:pPr>
-      <m:oMathPara>
-        <m:oMath>
-          <m:box>
-            <m:boxPr>
-              <m:ctrlPr>
-                <w:rPr>
-                  <w:rFonts w:ascii="Cambria Math" w:hAnsi="Cambria Math"/>
-                </w:rPr>
-              </m:ctrlPr>
-            </m:boxPr>
-            <m:e>
-              <m:f>
-                <m:fPr>
-                  <m:ctrlPr>
-                    <w:rPr>
-                      <w:rFonts w:ascii="Cambria Math" w:hAnsi="Cambria Math"/>
-                    </w:rPr>
-                  </m:ctrlPr>
-                </m:fPr>
-                <m:num>
-                  <m:box>
-                    <m:boxPr>
-                      <m:ctrlPr>
-                        <w:rPr>
-                          <w:rFonts w:ascii="Cambria Math" w:hAnsi="Cambria Math"/>
-                        </w:rPr>
-                      </m:ctrlPr>
-                    </m:boxPr>
-                    <m:e>
-                      <m:r>
-                        <m:rPr>
-                          <m:sty m:val="p"/>
-                        </m:rPr>
-                        <w:rPr>
-                          <w:rFonts w:ascii="Cambria Math" w:hAnsi="Cambria Math"/>
-                        </w:rPr>
-                        <m:t>∂</m:t>
-                      </m:r>
-                      <m:r>
-                        <w:rPr>
-                          <w:rFonts w:ascii="Cambria Math" w:hAnsi="Cambria Math"/>
-                        </w:rPr>
-                        <m:t>L</m:t>
-                      </m:r>
-                    </m:e>
-                  </m:box>
-                </m:num>
-                <m:den>
-                  <m:box>
-                    <m:boxPr>
-                      <m:ctrlPr>
-                        <w:rPr>
-                          <w:rFonts w:ascii="Cambria Math" w:hAnsi="Cambria Math"/>
-                        </w:rPr>
-                      </m:ctrlPr>
-                    </m:boxPr>
-                    <m:e>
-                      <m:r>
-                        <m:rPr>
-                          <m:sty m:val="p"/>
-                        </m:rPr>
-                        <w:rPr>
-                          <w:rFonts w:ascii="Cambria Math" w:hAnsi="Cambria Math"/>
-                        </w:rPr>
-                        <m:t>∂</m:t>
-                      </m:r>
-                      <m:sSub>
-                        <m:sSubPr>
-                          <m:ctrlPr>
-                            <w:rPr>
-                              <w:rFonts w:ascii="Cambria Math" w:hAnsi="Cambria Math"/>
-                            </w:rPr>
-                          </m:ctrlPr>
-                        </m:sSubPr>
-                        <m:e>
-                          <m:r>
-                            <w:rPr>
-                              <w:rFonts w:ascii="Cambria Math" w:hAnsi="Cambria Math"/>
-                            </w:rPr>
-                            <m:t>e</m:t>
-                          </m:r>
-                        </m:e>
-                        <m:sub>
-                          <m:r>
-                            <w:rPr>
-                              <w:rFonts w:ascii="Cambria Math" w:hAnsi="Cambria Math"/>
-                            </w:rPr>
-                            <m:t>v</m:t>
-                          </m:r>
-                        </m:sub>
-                      </m:sSub>
-                    </m:e>
-                  </m:box>
-                </m:den>
-              </m:f>
-              <m:sSub>
-                <m:sSubPr>
-                  <m:ctrlPr>
-                    <w:rPr>
-                      <w:rFonts w:ascii="Cambria Math" w:hAnsi="Cambria Math"/>
-                    </w:rPr>
-                  </m:ctrlPr>
-                </m:sSubPr>
-                <m:e>
-                  <m:r>
-                    <m:rPr>
-                      <m:sty m:val="p"/>
-                    </m:rPr>
-                    <w:rPr>
-                      <w:rFonts w:ascii="Cambria Math" w:hAnsi="Cambria Math"/>
-                    </w:rPr>
-                    <m:t>|</m:t>
-                  </m:r>
-                </m:e>
-                <m:sub>
-                  <m:box>
-                    <m:boxPr>
-                      <m:ctrlPr>
-                        <w:rPr>
-                          <w:rFonts w:ascii="Cambria Math" w:hAnsi="Cambria Math"/>
-                        </w:rPr>
-                      </m:ctrlPr>
-                    </m:boxPr>
-                    <m:e>
-                      <m:box>
-                        <m:boxPr>
-                          <m:ctrlPr>
-                            <w:rPr>
-                              <w:rFonts w:ascii="Cambria Math" w:hAnsi="Cambria Math"/>
-                            </w:rPr>
-                          </m:ctrlPr>
-                        </m:boxPr>
-                        <m:e>
-                          <m:r>
-                            <m:rPr>
-                              <m:sty m:val="p"/>
-                            </m:rPr>
-                            <w:rPr>
-                              <w:rFonts w:ascii="Cambria Math" w:hAnsi="Cambria Math"/>
-                            </w:rPr>
-                            <m:t>input</m:t>
-                          </m:r>
-                        </m:e>
-                      </m:box>
-                    </m:e>
-                  </m:box>
-                </m:sub>
-              </m:sSub>
-              <m:r>
-                <m:rPr>
-                  <m:sty m:val="p"/>
-                </m:rPr>
-                <w:rPr>
-                  <w:rFonts w:ascii="Cambria Math" w:hAnsi="Cambria Math"/>
-                </w:rPr>
-                <m:t>=</m:t>
-              </m:r>
-              <m:f>
-                <m:fPr>
-                  <m:ctrlPr>
-                    <w:rPr>
-                      <w:rFonts w:ascii="Cambria Math" w:hAnsi="Cambria Math"/>
-                    </w:rPr>
-                  </m:ctrlPr>
-                </m:fPr>
-                <m:num>
-                  <m:box>
-                    <m:boxPr>
-                      <m:ctrlPr>
-                        <w:rPr>
-                          <w:rFonts w:ascii="Cambria Math" w:hAnsi="Cambria Math"/>
-                        </w:rPr>
-                      </m:ctrlPr>
-                    </m:boxPr>
-                    <m:e>
-                      <m:r>
-                        <m:rPr>
-                          <m:sty m:val="p"/>
-                        </m:rPr>
-                        <w:rPr>
-                          <w:rFonts w:ascii="Cambria Math" w:hAnsi="Cambria Math"/>
-                        </w:rPr>
-                        <m:t>∂</m:t>
-                      </m:r>
-                      <m:r>
-                        <w:rPr>
-                          <w:rFonts w:ascii="Cambria Math" w:hAnsi="Cambria Math"/>
-                        </w:rPr>
-                        <m:t>L</m:t>
-                      </m:r>
-                    </m:e>
-                  </m:box>
-                </m:num>
-                <m:den>
-                  <m:box>
-                    <m:boxPr>
-                      <m:ctrlPr>
-                        <w:rPr>
-                          <w:rFonts w:ascii="Cambria Math" w:hAnsi="Cambria Math"/>
-                        </w:rPr>
-                      </m:ctrlPr>
-                    </m:boxPr>
-                    <m:e>
-                      <m:r>
-                        <m:rPr>
-                          <m:sty m:val="p"/>
-                        </m:rPr>
-                        <w:rPr>
-                          <w:rFonts w:ascii="Cambria Math" w:hAnsi="Cambria Math"/>
-                        </w:rPr>
-                        <m:t>∂</m:t>
-                      </m:r>
-                      <m:sSubSup>
-                        <m:sSubSupPr>
-                          <m:ctrlPr>
-                            <w:rPr>
-                              <w:rFonts w:ascii="Cambria Math" w:hAnsi="Cambria Math"/>
-                            </w:rPr>
-                          </m:ctrlPr>
-                        </m:sSubSupPr>
-                        <m:e>
-                          <m:r>
-                            <w:rPr>
-                              <w:rFonts w:ascii="Cambria Math" w:hAnsi="Cambria Math"/>
-                            </w:rPr>
-                            <m:t>h</m:t>
-                          </m:r>
-                        </m:e>
-                        <m:sub>
-                          <m:r>
-                            <m:rPr>
-                              <m:sty m:val="p"/>
-                            </m:rPr>
-                            <w:rPr>
-                              <w:rFonts w:ascii="Cambria Math" w:hAnsi="Cambria Math"/>
-                            </w:rPr>
-                            <m:t>0</m:t>
-                          </m:r>
-                        </m:sub>
-                        <m:sup>
-                          <m:box>
-                            <m:boxPr>
-                              <m:ctrlPr>
-                                <w:rPr>
-                                  <w:rFonts w:ascii="Cambria Math" w:hAnsi="Cambria Math"/>
-                                </w:rPr>
-                              </m:ctrlPr>
-                            </m:boxPr>
-                            <m:e>
-                              <m:r>
-                                <m:rPr>
-                                  <m:sty m:val="p"/>
-                                </m:rPr>
-                                <w:rPr>
-                                  <w:rFonts w:ascii="Cambria Math" w:hAnsi="Cambria Math"/>
-                                </w:rPr>
-                                <m:t>(</m:t>
-                              </m:r>
-                              <m:r>
-                                <w:rPr>
-                                  <w:rFonts w:ascii="Cambria Math" w:hAnsi="Cambria Math"/>
-                                </w:rPr>
-                                <m:t>s</m:t>
-                              </m:r>
-                              <m:r>
-                                <m:rPr>
-                                  <m:sty m:val="p"/>
-                                </m:rPr>
-                                <w:rPr>
-                                  <w:rFonts w:ascii="Cambria Math" w:hAnsi="Cambria Math"/>
-                                </w:rPr>
-                                <m:t>)</m:t>
-                              </m:r>
-                            </m:e>
-                          </m:box>
-                        </m:sup>
-                      </m:sSubSup>
-                    </m:e>
-                  </m:box>
-                </m:den>
-              </m:f>
-              <m:r>
-                <m:rPr>
-                  <m:sty m:val="p"/>
-                </m:rPr>
-                <w:rPr>
-                  <w:rFonts w:ascii="Cambria Math" w:hAnsi="Cambria Math"/>
-                </w:rPr>
-                <m:t>(</m:t>
-              </m:r>
-              <m:r>
-                <m:rPr>
-                  <m:nor/>
-                </m:rPr>
-                <m:t>backprop through the dynamics</m:t>
-              </m:r>
-              <m:r>
-                <m:rPr>
-                  <m:sty m:val="p"/>
-                </m:rPr>
-                <w:rPr>
-                  <w:rFonts w:ascii="Cambria Math" w:hAnsi="Cambria Math"/>
-                </w:rPr>
-                <m:t>)</m:t>
-              </m:r>
-            </m:e>
-          </m:box>
-        </m:oMath>
-      </m:oMathPara>
+      <m:oMath>
+        <m:box>
+          <m:boxPr>
+            <m:ctrlPr>
+              <w:rPr>
+                <w:rFonts w:ascii="Cambria Math" w:hAnsi="Cambria Math"/>
+              </w:rPr>
+            </m:ctrlPr>
+          </m:boxPr>
+          <m:e>
+            <m:sSub>
+              <m:sSubPr>
+                <m:ctrlPr>
+                  <w:rPr>
+                    <w:rFonts w:ascii="Cambria Math" w:hAnsi="Cambria Math"/>
+                  </w:rPr>
+                </m:ctrlPr>
+              </m:sSubPr>
+              <m:e>
+                <m:d>
+                  <m:dPr>
+                    <m:begChr m:val=""/>
+                    <m:endChr m:val="|"/>
+                    <m:ctrlPr>
+                      <w:rPr>
+                        <w:rFonts w:ascii="Cambria Math" w:hAnsi="Cambria Math"/>
+                      </w:rPr>
+                    </m:ctrlPr>
+                  </m:dPr>
+                  <m:e>
+                    <m:f>
+                      <m:fPr>
+                        <m:ctrlPr>
+                          <w:rPr>
+                            <w:rFonts w:ascii="Cambria Math" w:hAnsi="Cambria Math"/>
+                          </w:rPr>
+                        </m:ctrlPr>
+                      </m:fPr>
+                      <m:num>
+                        <m:box>
+                          <m:boxPr>
+                            <m:ctrlPr>
+                              <w:rPr>
+                                <w:rFonts w:ascii="Cambria Math" w:hAnsi="Cambria Math"/>
+                              </w:rPr>
+                            </m:ctrlPr>
+                          </m:boxPr>
+                          <m:e>
+                            <m:r>
+                              <m:rPr>
+                                <m:sty m:val="p"/>
+                              </m:rPr>
+                              <w:rPr>
+                                <w:rFonts w:ascii="Cambria Math" w:hAnsi="Cambria Math"/>
+                              </w:rPr>
+                              <m:t>∂</m:t>
+                            </m:r>
+                            <m:r>
+                              <w:rPr>
+                                <w:rFonts w:ascii="Cambria Math" w:hAnsi="Cambria Math"/>
+                              </w:rPr>
+                              <m:t>L</m:t>
+                            </m:r>
+                          </m:e>
+                        </m:box>
+                      </m:num>
+                      <m:den>
+                        <m:box>
+                          <m:boxPr>
+                            <m:ctrlPr>
+                              <w:rPr>
+                                <w:rFonts w:ascii="Cambria Math" w:hAnsi="Cambria Math"/>
+                              </w:rPr>
+                            </m:ctrlPr>
+                          </m:boxPr>
+                          <m:e>
+                            <m:r>
+                              <m:rPr>
+                                <m:sty m:val="p"/>
+                              </m:rPr>
+                              <w:rPr>
+                                <w:rFonts w:ascii="Cambria Math" w:hAnsi="Cambria Math"/>
+                              </w:rPr>
+                              <m:t>∂</m:t>
+                            </m:r>
+                            <m:sSub>
+                              <m:sSubPr>
+                                <m:ctrlPr>
+                                  <w:rPr>
+                                    <w:rFonts w:ascii="Cambria Math" w:hAnsi="Cambria Math"/>
+                                  </w:rPr>
+                                </m:ctrlPr>
+                              </m:sSubPr>
+                              <m:e>
+                                <m:r>
+                                  <w:rPr>
+                                    <w:rFonts w:ascii="Cambria Math" w:hAnsi="Cambria Math"/>
+                                  </w:rPr>
+                                  <m:t>e</m:t>
+                                </m:r>
+                              </m:e>
+                              <m:sub>
+                                <m:r>
+                                  <w:rPr>
+                                    <w:rFonts w:ascii="Cambria Math" w:hAnsi="Cambria Math"/>
+                                  </w:rPr>
+                                  <m:t>v</m:t>
+                                </m:r>
+                              </m:sub>
+                            </m:sSub>
+                          </m:e>
+                        </m:box>
+                      </m:den>
+                    </m:f>
+                  </m:e>
+                </m:d>
+              </m:e>
+              <m:sub>
+                <m:r>
+                  <m:rPr>
+                    <m:sty m:val="p"/>
+                  </m:rPr>
+                  <w:rPr>
+                    <w:rFonts w:ascii="Cambria Math" w:hAnsi="Cambria Math"/>
+                  </w:rPr>
+                  <m:t>input</m:t>
+                </m:r>
+              </m:sub>
+            </m:sSub>
+            <m:r>
+              <m:rPr>
+                <m:sty m:val="p"/>
+              </m:rPr>
+              <w:rPr>
+                <w:rFonts w:ascii="Cambria Math" w:hAnsi="Cambria Math"/>
+              </w:rPr>
+              <m:t>=</m:t>
+            </m:r>
+            <m:f>
+              <m:fPr>
+                <m:ctrlPr>
+                  <w:rPr>
+                    <w:rFonts w:ascii="Cambria Math" w:hAnsi="Cambria Math"/>
+                  </w:rPr>
+                </m:ctrlPr>
+              </m:fPr>
+              <m:num>
+                <m:box>
+                  <m:boxPr>
+                    <m:ctrlPr>
+                      <w:rPr>
+                        <w:rFonts w:ascii="Cambria Math" w:hAnsi="Cambria Math"/>
+                      </w:rPr>
+                    </m:ctrlPr>
+                  </m:boxPr>
+                  <m:e>
+                    <m:r>
+                      <m:rPr>
+                        <m:sty m:val="p"/>
+                      </m:rPr>
+                      <w:rPr>
+                        <w:rFonts w:ascii="Cambria Math" w:hAnsi="Cambria Math"/>
+                      </w:rPr>
+                      <m:t>∂</m:t>
+                    </m:r>
+                    <m:r>
+                      <w:rPr>
+                        <w:rFonts w:ascii="Cambria Math" w:hAnsi="Cambria Math"/>
+                      </w:rPr>
+                      <m:t>L</m:t>
+                    </m:r>
+                  </m:e>
+                </m:box>
+              </m:num>
+              <m:den>
+                <m:box>
+                  <m:boxPr>
+                    <m:ctrlPr>
+                      <w:rPr>
+                        <w:rFonts w:ascii="Cambria Math" w:hAnsi="Cambria Math"/>
+                      </w:rPr>
+                    </m:ctrlPr>
+                  </m:boxPr>
+                  <m:e>
+                    <m:r>
+                      <m:rPr>
+                        <m:sty m:val="p"/>
+                      </m:rPr>
+                      <w:rPr>
+                        <w:rFonts w:ascii="Cambria Math" w:hAnsi="Cambria Math"/>
+                      </w:rPr>
+                      <m:t>∂</m:t>
+                    </m:r>
+                    <m:sSubSup>
+                      <m:sSubSupPr>
+                        <m:ctrlPr>
+                          <w:rPr>
+                            <w:rFonts w:ascii="Cambria Math" w:hAnsi="Cambria Math"/>
+                          </w:rPr>
+                        </m:ctrlPr>
+                      </m:sSubSupPr>
+                      <m:e>
+                        <m:r>
+                          <w:rPr>
+                            <w:rFonts w:ascii="Cambria Math" w:hAnsi="Cambria Math"/>
+                          </w:rPr>
+                          <m:t>h</m:t>
+                        </m:r>
+                      </m:e>
+                      <m:sub>
+                        <m:r>
+                          <m:rPr>
+                            <m:sty m:val="p"/>
+                          </m:rPr>
+                          <w:rPr>
+                            <w:rFonts w:ascii="Cambria Math" w:hAnsi="Cambria Math"/>
+                          </w:rPr>
+                          <m:t>0</m:t>
+                        </m:r>
+                      </m:sub>
+                      <m:sup>
+                        <m:box>
+                          <m:boxPr>
+                            <m:ctrlPr>
+                              <w:rPr>
+                                <w:rFonts w:ascii="Cambria Math" w:hAnsi="Cambria Math"/>
+                              </w:rPr>
+                            </m:ctrlPr>
+                          </m:boxPr>
+                          <m:e>
+                            <m:r>
+                              <m:rPr>
+                                <m:sty m:val="p"/>
+                              </m:rPr>
+                              <w:rPr>
+                                <w:rFonts w:ascii="Cambria Math" w:hAnsi="Cambria Math"/>
+                              </w:rPr>
+                              <m:t>(</m:t>
+                            </m:r>
+                            <m:r>
+                              <w:rPr>
+                                <w:rFonts w:ascii="Cambria Math" w:hAnsi="Cambria Math"/>
+                              </w:rPr>
+                              <m:t>s</m:t>
+                            </m:r>
+                            <m:r>
+                              <m:rPr>
+                                <m:sty m:val="p"/>
+                              </m:rPr>
+                              <w:rPr>
+                                <w:rFonts w:ascii="Cambria Math" w:hAnsi="Cambria Math"/>
+                              </w:rPr>
+                              <m:t>)</m:t>
+                            </m:r>
+                          </m:e>
+                        </m:box>
+                      </m:sup>
+                    </m:sSubSup>
+                  </m:e>
+                </m:box>
+              </m:den>
+            </m:f>
+            <m:r>
+              <m:rPr>
+                <m:sty m:val="p"/>
+              </m:rPr>
+              <w:rPr>
+                <w:rFonts w:ascii="Cambria Math" w:hAnsi="Cambria Math"/>
+              </w:rPr>
+              <m:t>(</m:t>
+            </m:r>
+            <m:r>
+              <m:rPr>
+                <m:nor/>
+              </m:rPr>
+              <m:t>backprop through the dynamics</m:t>
+            </m:r>
+            <m:r>
+              <m:rPr>
+                <m:sty m:val="p"/>
+              </m:rPr>
+              <w:rPr>
+                <w:rFonts w:ascii="Cambria Math" w:hAnsi="Cambria Math"/>
+              </w:rPr>
+              <m:t>)</m:t>
+            </m:r>
+          </m:e>
+        </m:box>
+      </m:oMath>
+      <w:r>
+        <w:rPr>
+          <w:rFonts w:eastAsiaTheme="minorEastAsia"/>
+        </w:rPr>
+        <w:t xml:space="preserve"> </w:t>
+      </w:r>
     </w:p>
     <w:p>
       <w:pPr>
@@ -30228,278 +30337,273 @@
         <w:spacing w:before="120" w:after="120"/>
         <w:jc w:val="center"/>
       </w:pPr>
-      <m:oMathPara>
-        <m:oMath>
-          <m:box>
-            <m:boxPr>
-              <m:ctrlPr>
-                <w:rPr>
-                  <w:rFonts w:ascii="Cambria Math" w:hAnsi="Cambria Math"/>
-                </w:rPr>
-              </m:ctrlPr>
-            </m:boxPr>
-            <m:e>
-              <m:f>
-                <m:fPr>
-                  <m:ctrlPr>
-                    <w:rPr>
-                      <w:rFonts w:ascii="Cambria Math" w:hAnsi="Cambria Math"/>
-                    </w:rPr>
-                  </m:ctrlPr>
-                </m:fPr>
-                <m:num>
-                  <m:box>
-                    <m:boxPr>
-                      <m:ctrlPr>
-                        <w:rPr>
-                          <w:rFonts w:ascii="Cambria Math" w:hAnsi="Cambria Math"/>
-                        </w:rPr>
-                      </m:ctrlPr>
-                    </m:boxPr>
-                    <m:e>
-                      <m:r>
-                        <m:rPr>
-                          <m:sty m:val="p"/>
-                        </m:rPr>
-                        <w:rPr>
-                          <w:rFonts w:ascii="Cambria Math" w:hAnsi="Cambria Math"/>
-                        </w:rPr>
-                        <m:t>∂</m:t>
-                      </m:r>
-                      <m:r>
-                        <w:rPr>
-                          <w:rFonts w:ascii="Cambria Math" w:hAnsi="Cambria Math"/>
-                        </w:rPr>
-                        <m:t>L</m:t>
-                      </m:r>
-                    </m:e>
-                  </m:box>
-                </m:num>
-                <m:den>
-                  <m:box>
-                    <m:boxPr>
-                      <m:ctrlPr>
-                        <w:rPr>
-                          <w:rFonts w:ascii="Cambria Math" w:hAnsi="Cambria Math"/>
-                        </w:rPr>
-                      </m:ctrlPr>
-                    </m:boxPr>
-                    <m:e>
-                      <m:r>
-                        <m:rPr>
-                          <m:sty m:val="p"/>
-                        </m:rPr>
-                        <w:rPr>
-                          <w:rFonts w:ascii="Cambria Math" w:hAnsi="Cambria Math"/>
-                        </w:rPr>
-                        <m:t>∂</m:t>
-                      </m:r>
-                      <m:sSub>
-                        <m:sSubPr>
-                          <m:ctrlPr>
-                            <w:rPr>
-                              <w:rFonts w:ascii="Cambria Math" w:hAnsi="Cambria Math"/>
-                            </w:rPr>
-                          </m:ctrlPr>
-                        </m:sSubPr>
-                        <m:e>
-                          <m:r>
-                            <w:rPr>
-                              <w:rFonts w:ascii="Cambria Math" w:hAnsi="Cambria Math"/>
-                            </w:rPr>
-                            <m:t>e</m:t>
-                          </m:r>
-                        </m:e>
-                        <m:sub>
-                          <m:r>
-                            <w:rPr>
-                              <w:rFonts w:ascii="Cambria Math" w:hAnsi="Cambria Math"/>
-                            </w:rPr>
-                            <m:t>v</m:t>
-                          </m:r>
-                        </m:sub>
-                      </m:sSub>
-                    </m:e>
-                  </m:box>
-                </m:den>
-              </m:f>
-              <m:sSub>
-                <m:sSubPr>
-                  <m:ctrlPr>
-                    <w:rPr>
-                      <w:rFonts w:ascii="Cambria Math" w:hAnsi="Cambria Math"/>
-                    </w:rPr>
-                  </m:ctrlPr>
-                </m:sSubPr>
-                <m:e>
-                  <m:r>
-                    <m:rPr>
-                      <m:sty m:val="p"/>
-                    </m:rPr>
-                    <w:rPr>
-                      <w:rFonts w:ascii="Cambria Math" w:hAnsi="Cambria Math"/>
-                    </w:rPr>
-                    <m:t>|</m:t>
-                  </m:r>
-                </m:e>
-                <m:sub>
-                  <m:box>
-                    <m:boxPr>
-                      <m:ctrlPr>
-                        <w:rPr>
-                          <w:rFonts w:ascii="Cambria Math" w:hAnsi="Cambria Math"/>
-                        </w:rPr>
-                      </m:ctrlPr>
-                    </m:boxPr>
-                    <m:e>
-                      <m:box>
-                        <m:boxPr>
-                          <m:ctrlPr>
-                            <w:rPr>
-                              <w:rFonts w:ascii="Cambria Math" w:hAnsi="Cambria Math"/>
-                            </w:rPr>
-                          </m:ctrlPr>
-                        </m:boxPr>
-                        <m:e>
-                          <m:r>
-                            <m:rPr>
-                              <m:sty m:val="p"/>
-                            </m:rPr>
-                            <w:rPr>
-                              <w:rFonts w:ascii="Cambria Math" w:hAnsi="Cambria Math"/>
-                            </w:rPr>
-                            <m:t>output</m:t>
-                          </m:r>
-                        </m:e>
-                      </m:box>
-                    </m:e>
-                  </m:box>
-                </m:sub>
-              </m:sSub>
-              <m:r>
-                <m:rPr>
-                  <m:sty m:val="p"/>
-                </m:rPr>
-                <w:rPr>
-                  <w:rFonts w:ascii="Cambria Math" w:hAnsi="Cambria Math"/>
-                </w:rPr>
-                <m:t>=-(1-</m:t>
-              </m:r>
-              <m:sSub>
-                <m:sSubPr>
-                  <m:ctrlPr>
-                    <w:rPr>
-                      <w:rFonts w:ascii="Cambria Math" w:hAnsi="Cambria Math"/>
-                    </w:rPr>
-                  </m:ctrlPr>
-                </m:sSubPr>
-                <m:e>
-                  <m:r>
-                    <w:rPr>
-                      <w:rFonts w:ascii="Cambria Math" w:hAnsi="Cambria Math"/>
-                    </w:rPr>
-                    <m:t>p</m:t>
-                  </m:r>
-                </m:e>
-                <m:sub>
-                  <m:r>
-                    <w:rPr>
-                      <w:rFonts w:ascii="Cambria Math" w:hAnsi="Cambria Math"/>
-                    </w:rPr>
-                    <m:t>t</m:t>
-                  </m:r>
-                </m:sub>
-              </m:sSub>
-              <m:r>
-                <m:rPr>
-                  <m:sty m:val="p"/>
-                </m:rPr>
-                <w:rPr>
-                  <w:rFonts w:ascii="Cambria Math" w:hAnsi="Cambria Math"/>
-                </w:rPr>
-                <m:t>(</m:t>
-              </m:r>
-              <m:r>
-                <w:rPr>
-                  <w:rFonts w:ascii="Cambria Math" w:hAnsi="Cambria Math"/>
-                </w:rPr>
-                <m:t>v</m:t>
-              </m:r>
-              <m:r>
-                <m:rPr>
-                  <m:sty m:val="p"/>
-                </m:rPr>
-                <w:rPr>
-                  <w:rFonts w:ascii="Cambria Math" w:hAnsi="Cambria Math"/>
-                </w:rPr>
-                <m:t>))</m:t>
-              </m:r>
-              <m:sSubSup>
-                <m:sSubSupPr>
-                  <m:ctrlPr>
-                    <w:rPr>
-                      <w:rFonts w:ascii="Cambria Math" w:hAnsi="Cambria Math"/>
-                    </w:rPr>
-                  </m:ctrlPr>
-                </m:sSubSupPr>
-                <m:e>
-                  <m:r>
-                    <w:rPr>
-                      <w:rFonts w:ascii="Cambria Math" w:hAnsi="Cambria Math"/>
-                    </w:rPr>
-                    <m:t>h</m:t>
-                  </m:r>
-                </m:e>
-                <m:sub>
-                  <m:r>
-                    <w:rPr>
-                      <w:rFonts w:ascii="Cambria Math" w:hAnsi="Cambria Math"/>
-                    </w:rPr>
-                    <m:t>L</m:t>
-                  </m:r>
-                </m:sub>
-                <m:sup>
-                  <m:box>
-                    <m:boxPr>
-                      <m:ctrlPr>
-                        <w:rPr>
-                          <w:rFonts w:ascii="Cambria Math" w:hAnsi="Cambria Math"/>
-                        </w:rPr>
-                      </m:ctrlPr>
-                    </m:boxPr>
-                    <m:e>
-                      <m:r>
-                        <m:rPr>
-                          <m:sty m:val="p"/>
-                        </m:rPr>
-                        <w:rPr>
-                          <w:rFonts w:ascii="Cambria Math" w:hAnsi="Cambria Math"/>
-                        </w:rPr>
-                        <m:t>(</m:t>
-                      </m:r>
-                      <m:r>
-                        <w:rPr>
-                          <w:rFonts w:ascii="Cambria Math" w:hAnsi="Cambria Math"/>
-                        </w:rPr>
-                        <m:t>t</m:t>
-                      </m:r>
-                      <m:r>
-                        <m:rPr>
-                          <m:sty m:val="p"/>
-                        </m:rPr>
-                        <w:rPr>
-                          <w:rFonts w:ascii="Cambria Math" w:hAnsi="Cambria Math"/>
-                        </w:rPr>
-                        <m:t>)</m:t>
-                      </m:r>
-                    </m:e>
-                  </m:box>
-                </m:sup>
-              </m:sSubSup>
-            </m:e>
-          </m:box>
-        </m:oMath>
-      </m:oMathPara>
+      <m:oMath>
+        <m:box>
+          <m:boxPr>
+            <m:ctrlPr>
+              <w:rPr>
+                <w:rFonts w:ascii="Cambria Math" w:hAnsi="Cambria Math"/>
+              </w:rPr>
+            </m:ctrlPr>
+          </m:boxPr>
+          <m:e>
+            <m:sSub>
+              <m:sSubPr>
+                <m:ctrlPr>
+                  <w:rPr>
+                    <w:rFonts w:ascii="Cambria Math" w:hAnsi="Cambria Math"/>
+                  </w:rPr>
+                </m:ctrlPr>
+              </m:sSubPr>
+              <m:e>
+                <m:d>
+                  <m:dPr>
+                    <m:begChr m:val=""/>
+                    <m:endChr m:val="|"/>
+                    <m:ctrlPr>
+                      <w:rPr>
+                        <w:rFonts w:ascii="Cambria Math" w:hAnsi="Cambria Math"/>
+                      </w:rPr>
+                    </m:ctrlPr>
+                  </m:dPr>
+                  <m:e>
+                    <m:f>
+                      <m:fPr>
+                        <m:ctrlPr>
+                          <w:rPr>
+                            <w:rFonts w:ascii="Cambria Math" w:hAnsi="Cambria Math"/>
+                          </w:rPr>
+                        </m:ctrlPr>
+                      </m:fPr>
+                      <m:num>
+                        <m:box>
+                          <m:boxPr>
+                            <m:ctrlPr>
+                              <w:rPr>
+                                <w:rFonts w:ascii="Cambria Math" w:hAnsi="Cambria Math"/>
+                              </w:rPr>
+                            </m:ctrlPr>
+                          </m:boxPr>
+                          <m:e>
+                            <m:r>
+                              <m:rPr>
+                                <m:sty m:val="p"/>
+                              </m:rPr>
+                              <w:rPr>
+                                <w:rFonts w:ascii="Cambria Math" w:hAnsi="Cambria Math"/>
+                              </w:rPr>
+                              <m:t>∂</m:t>
+                            </m:r>
+                            <m:r>
+                              <w:rPr>
+                                <w:rFonts w:ascii="Cambria Math" w:hAnsi="Cambria Math"/>
+                              </w:rPr>
+                              <m:t>L</m:t>
+                            </m:r>
+                          </m:e>
+                        </m:box>
+                      </m:num>
+                      <m:den>
+                        <m:box>
+                          <m:boxPr>
+                            <m:ctrlPr>
+                              <w:rPr>
+                                <w:rFonts w:ascii="Cambria Math" w:hAnsi="Cambria Math"/>
+                              </w:rPr>
+                            </m:ctrlPr>
+                          </m:boxPr>
+                          <m:e>
+                            <m:r>
+                              <m:rPr>
+                                <m:sty m:val="p"/>
+                              </m:rPr>
+                              <w:rPr>
+                                <w:rFonts w:ascii="Cambria Math" w:hAnsi="Cambria Math"/>
+                              </w:rPr>
+                              <m:t>∂</m:t>
+                            </m:r>
+                            <m:sSub>
+                              <m:sSubPr>
+                                <m:ctrlPr>
+                                  <w:rPr>
+                                    <w:rFonts w:ascii="Cambria Math" w:hAnsi="Cambria Math"/>
+                                  </w:rPr>
+                                </m:ctrlPr>
+                              </m:sSubPr>
+                              <m:e>
+                                <m:r>
+                                  <w:rPr>
+                                    <w:rFonts w:ascii="Cambria Math" w:hAnsi="Cambria Math"/>
+                                  </w:rPr>
+                                  <m:t>e</m:t>
+                                </m:r>
+                              </m:e>
+                              <m:sub>
+                                <m:r>
+                                  <w:rPr>
+                                    <w:rFonts w:ascii="Cambria Math" w:hAnsi="Cambria Math"/>
+                                  </w:rPr>
+                                  <m:t>v</m:t>
+                                </m:r>
+                              </m:sub>
+                            </m:sSub>
+                          </m:e>
+                        </m:box>
+                      </m:den>
+                    </m:f>
+                  </m:e>
+                </m:d>
+              </m:e>
+              <m:sub>
+                <m:r>
+                  <m:rPr>
+                    <m:sty m:val="p"/>
+                  </m:rPr>
+                  <w:rPr>
+                    <w:rFonts w:ascii="Cambria Math" w:hAnsi="Cambria Math"/>
+                  </w:rPr>
+                  <m:t>out</m:t>
+                </m:r>
+                <m:r>
+                  <m:rPr>
+                    <m:sty m:val="p"/>
+                  </m:rPr>
+                  <w:rPr>
+                    <w:rFonts w:ascii="Cambria Math" w:hAnsi="Cambria Math"/>
+                  </w:rPr>
+                  <m:t>put</m:t>
+                </m:r>
+              </m:sub>
+            </m:sSub>
+            <m:r>
+              <m:rPr>
+                <m:sty m:val="p"/>
+              </m:rPr>
+              <w:rPr>
+                <w:rFonts w:ascii="Cambria Math" w:hAnsi="Cambria Math"/>
+              </w:rPr>
+              <m:t>=-(1-</m:t>
+            </m:r>
+            <m:sSub>
+              <m:sSubPr>
+                <m:ctrlPr>
+                  <w:rPr>
+                    <w:rFonts w:ascii="Cambria Math" w:hAnsi="Cambria Math"/>
+                  </w:rPr>
+                </m:ctrlPr>
+              </m:sSubPr>
+              <m:e>
+                <m:r>
+                  <w:rPr>
+                    <w:rFonts w:ascii="Cambria Math" w:hAnsi="Cambria Math"/>
+                  </w:rPr>
+                  <m:t>p</m:t>
+                </m:r>
+              </m:e>
+              <m:sub>
+                <m:r>
+                  <w:rPr>
+                    <w:rFonts w:ascii="Cambria Math" w:hAnsi="Cambria Math"/>
+                  </w:rPr>
+                  <m:t>t</m:t>
+                </m:r>
+              </m:sub>
+            </m:sSub>
+            <m:r>
+              <m:rPr>
+                <m:sty m:val="p"/>
+              </m:rPr>
+              <w:rPr>
+                <w:rFonts w:ascii="Cambria Math" w:hAnsi="Cambria Math"/>
+              </w:rPr>
+              <m:t>(</m:t>
+            </m:r>
+            <m:r>
+              <w:rPr>
+                <w:rFonts w:ascii="Cambria Math" w:hAnsi="Cambria Math"/>
+              </w:rPr>
+              <m:t>v</m:t>
+            </m:r>
+            <m:r>
+              <m:rPr>
+                <m:sty m:val="p"/>
+              </m:rPr>
+              <w:rPr>
+                <w:rFonts w:ascii="Cambria Math" w:hAnsi="Cambria Math"/>
+              </w:rPr>
+              <m:t>))</m:t>
+            </m:r>
+            <m:sSubSup>
+              <m:sSubSupPr>
+                <m:ctrlPr>
+                  <w:rPr>
+                    <w:rFonts w:ascii="Cambria Math" w:hAnsi="Cambria Math"/>
+                  </w:rPr>
+                </m:ctrlPr>
+              </m:sSubSupPr>
+              <m:e>
+                <m:r>
+                  <w:rPr>
+                    <w:rFonts w:ascii="Cambria Math" w:hAnsi="Cambria Math"/>
+                  </w:rPr>
+                  <m:t>h</m:t>
+                </m:r>
+              </m:e>
+              <m:sub>
+                <m:r>
+                  <w:rPr>
+                    <w:rFonts w:ascii="Cambria Math" w:hAnsi="Cambria Math"/>
+                  </w:rPr>
+                  <m:t>L</m:t>
+                </m:r>
+              </m:sub>
+              <m:sup>
+                <m:box>
+                  <m:boxPr>
+                    <m:ctrlPr>
+                      <w:rPr>
+                        <w:rFonts w:ascii="Cambria Math" w:hAnsi="Cambria Math"/>
+                      </w:rPr>
+                    </m:ctrlPr>
+                  </m:boxPr>
+                  <m:e>
+                    <m:r>
+                      <m:rPr>
+                        <m:sty m:val="p"/>
+                      </m:rPr>
+                      <w:rPr>
+                        <w:rFonts w:ascii="Cambria Math" w:hAnsi="Cambria Math"/>
+                      </w:rPr>
+                      <m:t>(</m:t>
+                    </m:r>
+                    <m:r>
+                      <w:rPr>
+                        <w:rFonts w:ascii="Cambria Math" w:hAnsi="Cambria Math"/>
+                      </w:rPr>
+                      <m:t>t</m:t>
+                    </m:r>
+                    <m:r>
+                      <m:rPr>
+                        <m:sty m:val="p"/>
+                      </m:rPr>
+                      <w:rPr>
+                        <w:rFonts w:ascii="Cambria Math" w:hAnsi="Cambria Math"/>
+                      </w:rPr>
+                      <m:t>)</m:t>
+                    </m:r>
+                  </m:e>
+                </m:box>
+              </m:sup>
+            </m:sSubSup>
+          </m:e>
+        </m:box>
+      </m:oMath>
+      <w:r>
+        <w:rPr>
+          <w:rFonts w:eastAsiaTheme="minorEastAsia"/>
+        </w:rPr>
+        <w:t xml:space="preserve"> </w:t>
+      </w:r>
     </w:p>
     <w:p>
       <w:pPr>
@@ -31814,7 +31918,35 @@
         <w:rPr>
           <w:rFonts w:ascii="Calibri" w:hAnsi="Calibri"/>
         </w:rPr>
-        <w:t>The Q0 embeddings are ~28× noisier than Q4, and this noise propagates to both the input representation quality and the output scoring quality simultaneously.</w:t>
+        <w:t xml:space="preserve">The </w:t>
+      </w:r>
+      <w:r>
+        <w:rPr>
+          <w:rFonts w:ascii="Consolas" w:hAnsi="Consolas" w:cs="Consolas"/>
+          <w:sz w:val="17"/>
+          <w:szCs w:val="17"/>
+        </w:rPr>
+        <w:t>Q0</w:t>
+      </w:r>
+      <w:r>
+        <w:rPr>
+          <w:rFonts w:ascii="Calibri" w:hAnsi="Calibri"/>
+        </w:rPr>
+        <w:t xml:space="preserve"> embeddings are ~28× noisier than </w:t>
+      </w:r>
+      <w:r>
+        <w:rPr>
+          <w:rFonts w:ascii="Consolas" w:hAnsi="Consolas" w:cs="Consolas"/>
+          <w:sz w:val="17"/>
+          <w:szCs w:val="17"/>
+        </w:rPr>
+        <w:t>Q4</w:t>
+      </w:r>
+      <w:r>
+        <w:rPr>
+          <w:rFonts w:ascii="Calibri" w:hAnsi="Calibri"/>
+        </w:rPr>
+        <w:t>, and this noise propagates to both the input representation quality and the output scoring quality simultaneously.</w:t>
       </w:r>
     </w:p>
     <w:p>

--- a/docs/structured_scalar_potential/Structured_Scalar_Potential_Design_and_Theory_completed.docx
+++ b/docs/structured_scalar_potential/Structured_Scalar_Potential_Design_and_Theory_completed.docx
@@ -20475,9 +20475,25 @@
       </w:r>
       <w:r>
         <w:rPr>
-          <w:rFonts w:eastAsiaTheme="minorEastAsia"/>
-        </w:rPr>
-        <w:t>learn_mgamma=True is the default in PARFConfig</w:t>
+          <w:rFonts w:ascii="Consolas" w:eastAsiaTheme="minorEastAsia" w:hAnsi="Consolas" w:cs="Consolas"/>
+          <w:sz w:val="17"/>
+          <w:szCs w:val="17"/>
+        </w:rPr>
+        <w:t>learn_mgamma=True</w:t>
+      </w:r>
+      <w:r>
+        <w:rPr>
+          <w:rFonts w:eastAsiaTheme="minorEastAsia"/>
+        </w:rPr>
+        <w:t xml:space="preserve"> is the default in </w:t>
+      </w:r>
+      <w:r>
+        <w:rPr>
+          <w:rFonts w:ascii="Consolas" w:eastAsiaTheme="minorEastAsia" w:hAnsi="Consolas" w:cs="Consolas"/>
+          <w:sz w:val="17"/>
+          <w:szCs w:val="17"/>
+        </w:rPr>
+        <w:t>PARFConfig</w:t>
       </w:r>
       <w:r>
         <w:rPr>
@@ -21088,11 +21104,15 @@
       <w:pPr>
         <w:rPr>
           <w:rFonts w:eastAsiaTheme="minorEastAsia"/>
-        </w:rPr>
-      </w:pPr>
-      <w:r>
-        <w:rPr>
-          <w:rFonts w:eastAsiaTheme="minorEastAsia"/>
+          <w:strike/>
+          <w:color w:val="FF0000"/>
+        </w:rPr>
+      </w:pPr>
+      <w:r>
+        <w:rPr>
+          <w:rFonts w:eastAsiaTheme="minorEastAsia"/>
+          <w:strike/>
+          <w:color w:val="FF0000"/>
         </w:rPr>
         <w:lastRenderedPageBreak/>
         <w:t xml:space="preserve">        if _has_analytical_grad(self.V_theta):</w:t>
@@ -21102,11 +21122,15 @@
       <w:pPr>
         <w:rPr>
           <w:rFonts w:eastAsiaTheme="minorEastAsia"/>
-        </w:rPr>
-      </w:pPr>
-      <w:r>
-        <w:rPr>
-          <w:rFonts w:eastAsiaTheme="minorEastAsia"/>
+          <w:strike/>
+          <w:color w:val="FF0000"/>
+        </w:rPr>
+      </w:pPr>
+      <w:r>
+        <w:rPr>
+          <w:rFonts w:eastAsiaTheme="minorEastAsia"/>
+          <w:strike/>
+          <w:color w:val="FF0000"/>
         </w:rPr>
         <w:t xml:space="preserve">            f_theta = -self.V_theta.analytical_grad(xi_now, h_in)  # (B, T, d)</w:t>
       </w:r>
@@ -21161,7 +21185,15 @@
           <w:sz w:val="17"/>
         </w:rPr>
         <w:br/>
-        <w:t xml:space="preserve">    f_theta = -self.V_theta.analytical_grad(xi_now, h_in)  # (B, T, d)</w:t>
+        <w:t xml:space="preserve">    f_theta = -self.V_theta.analytical_grad(xi_now, h_in)  </w:t>
+      </w:r>
+      <w:r>
+        <w:rPr>
+          <w:rFonts w:ascii="Consolas" w:hAnsi="Consolas"/>
+          <w:color w:val="3A7C22" w:themeColor="accent6" w:themeShade="BF"/>
+          <w:sz w:val="17"/>
+        </w:rPr>
+        <w:t># (B, T, d)</w:t>
       </w:r>
     </w:p>
     <w:p>

--- a/docs/structured_scalar_potential/Structured_Scalar_Potential_Design_and_Theory_completed.docx
+++ b/docs/structured_scalar_potential/Structured_Scalar_Potential_Design_and_Theory_completed.docx
@@ -688,6 +688,247 @@
         <w:pStyle w:val="Heading1"/>
       </w:pPr>
       <w:r>
+        <w:t>Potential Wells and the Concept of Temperature</w:t>
+      </w:r>
+    </w:p>
+    <w:p/>
+    <w:p>
+      <m:oMathPara>
+        <m:oMath>
+          <m:sSub>
+            <m:sSubPr>
+              <m:ctrlPr>
+                <w:rPr>
+                  <w:rFonts w:ascii="Cambria Math" w:hAnsi="Cambria Math"/>
+                  <w:i/>
+                </w:rPr>
+              </m:ctrlPr>
+            </m:sSubPr>
+            <m:e>
+              <m:r>
+                <w:rPr>
+                  <w:rFonts w:ascii="Cambria Math" w:hAnsi="Cambria Math"/>
+                </w:rPr>
+                <m:t>V</m:t>
+              </m:r>
+            </m:e>
+            <m:sub>
+              <m:r>
+                <w:rPr>
+                  <w:rFonts w:ascii="Cambria Math" w:hAnsi="Cambria Math"/>
+                </w:rPr>
+                <m:t>θ</m:t>
+              </m:r>
+            </m:sub>
+          </m:sSub>
+          <m:r>
+            <w:rPr>
+              <w:rFonts w:ascii="Cambria Math" w:hAnsi="Cambria Math"/>
+            </w:rPr>
+            <m:t>=-τ</m:t>
+          </m:r>
+          <m:func>
+            <m:funcPr>
+              <m:ctrlPr>
+                <w:rPr>
+                  <w:rFonts w:ascii="Cambria Math" w:hAnsi="Cambria Math"/>
+                  <w:i/>
+                </w:rPr>
+              </m:ctrlPr>
+            </m:funcPr>
+            <m:fName>
+              <m:r>
+                <m:rPr>
+                  <m:sty m:val="p"/>
+                </m:rPr>
+                <w:rPr>
+                  <w:rFonts w:ascii="Cambria Math" w:hAnsi="Cambria Math"/>
+                </w:rPr>
+                <m:t>log</m:t>
+              </m:r>
+            </m:fName>
+            <m:e>
+              <m:nary>
+                <m:naryPr>
+                  <m:chr m:val="∑"/>
+                  <m:limLoc m:val="undOvr"/>
+                  <m:supHide m:val="1"/>
+                  <m:ctrlPr>
+                    <w:rPr>
+                      <w:rFonts w:ascii="Cambria Math" w:hAnsi="Cambria Math"/>
+                      <w:i/>
+                    </w:rPr>
+                  </m:ctrlPr>
+                </m:naryPr>
+                <m:sub>
+                  <m:r>
+                    <w:rPr>
+                      <w:rFonts w:ascii="Cambria Math" w:hAnsi="Cambria Math"/>
+                    </w:rPr>
+                    <m:t>k</m:t>
+                  </m:r>
+                </m:sub>
+                <m:sup/>
+                <m:e/>
+              </m:nary>
+            </m:e>
+          </m:func>
+        </m:oMath>
+      </m:oMathPara>
+    </w:p>
+    <w:p>
+      <w:r>
+        <w:rPr>
+          <w:noProof/>
+        </w:rPr>
+        <w:lastRenderedPageBreak/>
+        <w:drawing>
+          <wp:inline distT="0" distB="0" distL="0" distR="0" wp14:anchorId="678BD46F" wp14:editId="2076A773">
+            <wp:extent cx="5943600" cy="4693920"/>
+            <wp:effectExtent l="0" t="0" r="0" b="5080"/>
+            <wp:docPr id="179060877" name="Picture 2" descr="A screenshot of a black and white screen&#10;&#10;Description automatically generated"/>
+            <wp:cNvGraphicFramePr>
+              <a:graphicFrameLocks xmlns:a="http://schemas.openxmlformats.org/drawingml/2006/main" noChangeAspect="1"/>
+            </wp:cNvGraphicFramePr>
+            <a:graphic xmlns:a="http://schemas.openxmlformats.org/drawingml/2006/main">
+              <a:graphicData uri="http://schemas.openxmlformats.org/drawingml/2006/picture">
+                <pic:pic xmlns:pic="http://schemas.openxmlformats.org/drawingml/2006/picture">
+                  <pic:nvPicPr>
+                    <pic:cNvPr id="179060877" name="Picture 2" descr="A screenshot of a black and white screen&#10;&#10;Description automatically generated"/>
+                    <pic:cNvPicPr/>
+                  </pic:nvPicPr>
+                  <pic:blipFill>
+                    <a:blip r:embed="rId8" cstate="print">
+                      <a:extLst>
+                        <a:ext uri="{28A0092B-C50C-407E-A947-70E740481C1C}">
+                          <a14:useLocalDpi xmlns:a14="http://schemas.microsoft.com/office/drawing/2010/main" val="0"/>
+                        </a:ext>
+                      </a:extLst>
+                    </a:blip>
+                    <a:stretch>
+                      <a:fillRect/>
+                    </a:stretch>
+                  </pic:blipFill>
+                  <pic:spPr>
+                    <a:xfrm>
+                      <a:off x="0" y="0"/>
+                      <a:ext cx="5943600" cy="4693920"/>
+                    </a:xfrm>
+                    <a:prstGeom prst="rect">
+                      <a:avLst/>
+                    </a:prstGeom>
+                  </pic:spPr>
+                </pic:pic>
+              </a:graphicData>
+            </a:graphic>
+          </wp:inline>
+        </w:drawing>
+      </w:r>
+    </w:p>
+    <w:p>
+      <w:r>
+        <w:rPr>
+          <w:noProof/>
+        </w:rPr>
+        <w:drawing>
+          <wp:inline distT="0" distB="0" distL="0" distR="0" wp14:anchorId="7D59BC5A" wp14:editId="3306A1B7">
+            <wp:extent cx="5943600" cy="2993390"/>
+            <wp:effectExtent l="0" t="0" r="0" b="3810"/>
+            <wp:docPr id="633628051" name="Picture 3" descr="A screenshot of a computer program&#10;&#10;Description automatically generated"/>
+            <wp:cNvGraphicFramePr>
+              <a:graphicFrameLocks xmlns:a="http://schemas.openxmlformats.org/drawingml/2006/main" noChangeAspect="1"/>
+            </wp:cNvGraphicFramePr>
+            <a:graphic xmlns:a="http://schemas.openxmlformats.org/drawingml/2006/main">
+              <a:graphicData uri="http://schemas.openxmlformats.org/drawingml/2006/picture">
+                <pic:pic xmlns:pic="http://schemas.openxmlformats.org/drawingml/2006/picture">
+                  <pic:nvPicPr>
+                    <pic:cNvPr id="633628051" name="Picture 3" descr="A screenshot of a computer program&#10;&#10;Description automatically generated"/>
+                    <pic:cNvPicPr/>
+                  </pic:nvPicPr>
+                  <pic:blipFill>
+                    <a:blip r:embed="rId9" cstate="print">
+                      <a:extLst>
+                        <a:ext uri="{28A0092B-C50C-407E-A947-70E740481C1C}">
+                          <a14:useLocalDpi xmlns:a14="http://schemas.microsoft.com/office/drawing/2010/main" val="0"/>
+                        </a:ext>
+                      </a:extLst>
+                    </a:blip>
+                    <a:stretch>
+                      <a:fillRect/>
+                    </a:stretch>
+                  </pic:blipFill>
+                  <pic:spPr>
+                    <a:xfrm>
+                      <a:off x="0" y="0"/>
+                      <a:ext cx="5943600" cy="2993390"/>
+                    </a:xfrm>
+                    <a:prstGeom prst="rect">
+                      <a:avLst/>
+                    </a:prstGeom>
+                  </pic:spPr>
+                </pic:pic>
+              </a:graphicData>
+            </a:graphic>
+          </wp:inline>
+        </w:drawing>
+      </w:r>
+    </w:p>
+    <w:p>
+      <w:r>
+        <w:rPr>
+          <w:noProof/>
+        </w:rPr>
+        <w:lastRenderedPageBreak/>
+        <w:drawing>
+          <wp:inline distT="0" distB="0" distL="0" distR="0" wp14:anchorId="794C92ED" wp14:editId="2420F222">
+            <wp:extent cx="5943600" cy="4389755"/>
+            <wp:effectExtent l="0" t="0" r="0" b="4445"/>
+            <wp:docPr id="645423015" name="Picture 1" descr="A screenshot of a black screen&#10;&#10;Description automatically generated"/>
+            <wp:cNvGraphicFramePr>
+              <a:graphicFrameLocks xmlns:a="http://schemas.openxmlformats.org/drawingml/2006/main" noChangeAspect="1"/>
+            </wp:cNvGraphicFramePr>
+            <a:graphic xmlns:a="http://schemas.openxmlformats.org/drawingml/2006/main">
+              <a:graphicData uri="http://schemas.openxmlformats.org/drawingml/2006/picture">
+                <pic:pic xmlns:pic="http://schemas.openxmlformats.org/drawingml/2006/picture">
+                  <pic:nvPicPr>
+                    <pic:cNvPr id="645423015" name="Picture 1" descr="A screenshot of a black screen&#10;&#10;Description automatically generated"/>
+                    <pic:cNvPicPr/>
+                  </pic:nvPicPr>
+                  <pic:blipFill>
+                    <a:blip r:embed="rId10" cstate="print">
+                      <a:extLst>
+                        <a:ext uri="{28A0092B-C50C-407E-A947-70E740481C1C}">
+                          <a14:useLocalDpi xmlns:a14="http://schemas.microsoft.com/office/drawing/2010/main" val="0"/>
+                        </a:ext>
+                      </a:extLst>
+                    </a:blip>
+                    <a:stretch>
+                      <a:fillRect/>
+                    </a:stretch>
+                  </pic:blipFill>
+                  <pic:spPr>
+                    <a:xfrm>
+                      <a:off x="0" y="0"/>
+                      <a:ext cx="5943600" cy="4389755"/>
+                    </a:xfrm>
+                    <a:prstGeom prst="rect">
+                      <a:avLst/>
+                    </a:prstGeom>
+                  </pic:spPr>
+                </pic:pic>
+              </a:graphicData>
+            </a:graphic>
+          </wp:inline>
+        </w:drawing>
+      </w:r>
+    </w:p>
+    <w:p/>
+    <w:p/>
+    <w:p>
+      <w:pPr>
+        <w:pStyle w:val="Heading1"/>
+      </w:pPr>
+      <w:r>
         <w:t>Quadratic and Gaussian Potential Wells</w:t>
       </w:r>
     </w:p>
@@ -708,6 +949,31 @@
     <w:p>
       <w:r>
         <w:t>Quadratic and Gaussian potential wells are closely related concepts</w:t>
+      </w:r>
+    </w:p>
+    <w:p/>
+    <w:p/>
+    <w:p/>
+    <w:p>
+      <w:pPr>
+        <w:rPr>
+          <w:color w:val="FF0000"/>
+        </w:rPr>
+      </w:pPr>
+      <w:r>
+        <w:rPr>
+          <w:color w:val="FF0000"/>
+        </w:rPr>
+        <w:t>//TODO: finish the introductory paragraph showing the similarity in asymptotic behavior for quadratic and Gaussian wells.</w:t>
+      </w:r>
+    </w:p>
+    <w:p/>
+    <w:p>
+      <w:pPr>
+        <w:pStyle w:val="Heading2"/>
+      </w:pPr>
+      <w:r>
+        <w:t>Quadratic Wells</w:t>
       </w:r>
     </w:p>
     <w:p/>
@@ -954,7 +1220,6 @@
     </w:p>
     <w:p>
       <w:r>
-        <w:lastRenderedPageBreak/>
         <w:t xml:space="preserve">Here the subscript </w:t>
       </w:r>
       <m:oMath>
@@ -1008,13 +1273,9 @@
     <w:p>
       <w:pPr>
         <w:pStyle w:val="Heading3"/>
-        <w:spacing w:before="0" w:after="120"/>
-      </w:pPr>
-      <w:r>
-        <w:rPr>
-          <w:rFonts w:ascii="Calibri" w:hAnsi="Calibri"/>
-          <w:sz w:val="19"/>
-        </w:rPr>
+      </w:pPr>
+      <w:r>
+        <w:lastRenderedPageBreak/>
         <w:t>The equivalence</w:t>
       </w:r>
     </w:p>
@@ -1980,7 +2241,7 @@
     <w:p>
       <w:pPr>
         <w:pStyle w:val="Heading3"/>
-        <w:spacing w:before="0" w:after="120"/>
+        <w:spacing w:after="120"/>
       </w:pPr>
       <w:r>
         <w:rPr>
@@ -2622,6 +2883,9 @@
     <w:p>
       <w:pPr>
         <w:spacing w:after="120"/>
+        <w:rPr>
+          <w:rFonts w:ascii="Calibri" w:hAnsi="Calibri"/>
+        </w:rPr>
       </w:pPr>
       <w:r>
         <w:rPr>
@@ -2925,8 +3189,44 @@
     </w:p>
     <w:p>
       <w:pPr>
+        <w:spacing w:after="120"/>
+        <w:rPr>
+          <w:rFonts w:ascii="Calibri" w:hAnsi="Calibri"/>
+        </w:rPr>
+      </w:pPr>
+    </w:p>
+    <w:p>
+      <w:pPr>
         <w:pStyle w:val="Heading3"/>
-        <w:spacing w:before="0" w:after="120"/>
+      </w:pPr>
+      <w:r>
+        <w:t xml:space="preserve">The parameter </w:t>
+      </w:r>
+      <w:r>
+        <w:rPr>
+          <w:sz w:val="19"/>
+        </w:rPr>
+        <w:t>τ</w:t>
+      </w:r>
+      <w:r>
+        <w:rPr>
+          <w:sz w:val="19"/>
+        </w:rPr>
+        <w:t xml:space="preserve"> (temperature)</w:t>
+      </w:r>
+      <w:r>
+        <w:t xml:space="preserve"> in the quadratic well design</w:t>
+      </w:r>
+    </w:p>
+    <w:p>
+      <w:pPr>
+        <w:spacing w:after="120"/>
+      </w:pPr>
+    </w:p>
+    <w:p>
+      <w:pPr>
+        <w:pStyle w:val="Heading3"/>
+        <w:spacing w:after="120"/>
       </w:pPr>
       <w:r>
         <w:rPr>
@@ -3039,12 +3339,21 @@
             <w:tcW w:w="1435" w:type="dxa"/>
           </w:tcPr>
           <w:p>
+            <m:oMath>
+              <m:r>
+                <w:rPr>
+                  <w:rFonts w:ascii="Cambria Math" w:hAnsi="Cambria Math"/>
+                  <w:sz w:val="17"/>
+                </w:rPr>
+                <m:t>τ→0</m:t>
+              </m:r>
+            </m:oMath>
             <w:r>
               <w:rPr>
-                <w:rFonts w:ascii="Calibri" w:hAnsi="Calibri"/>
+                <w:rFonts w:eastAsiaTheme="minorEastAsia"/>
                 <w:sz w:val="17"/>
               </w:rPr>
-              <w:t>τ → 0</w:t>
+              <w:t xml:space="preserve"> </w:t>
             </w:r>
           </w:p>
         </w:tc>
@@ -3053,12 +3362,133 @@
             <w:tcW w:w="7915" w:type="dxa"/>
           </w:tcPr>
           <w:p>
+            <m:oMath>
+              <m:sSub>
+                <m:sSubPr>
+                  <m:ctrlPr>
+                    <w:rPr>
+                      <w:rFonts w:ascii="Cambria Math" w:hAnsi="Cambria Math"/>
+                      <w:i/>
+                      <w:sz w:val="17"/>
+                    </w:rPr>
+                  </m:ctrlPr>
+                </m:sSubPr>
+                <m:e>
+                  <m:r>
+                    <w:rPr>
+                      <w:rFonts w:ascii="Cambria Math" w:hAnsi="Cambria Math"/>
+                      <w:sz w:val="17"/>
+                    </w:rPr>
+                    <m:t>V</m:t>
+                  </m:r>
+                </m:e>
+                <m:sub>
+                  <m:r>
+                    <w:rPr>
+                      <w:rFonts w:ascii="Cambria Math" w:hAnsi="Cambria Math"/>
+                      <w:sz w:val="17"/>
+                    </w:rPr>
+                    <m:t>θ</m:t>
+                  </m:r>
+                </m:sub>
+              </m:sSub>
+              <m:r>
+                <w:rPr>
+                  <w:rFonts w:ascii="Cambria Math" w:hAnsi="Cambria Math"/>
+                  <w:sz w:val="17"/>
+                </w:rPr>
+                <m:t xml:space="preserve"> → </m:t>
+              </m:r>
+              <m:func>
+                <m:funcPr>
+                  <m:ctrlPr>
+                    <w:rPr>
+                      <w:rFonts w:ascii="Cambria Math" w:hAnsi="Cambria Math"/>
+                      <w:i/>
+                      <w:sz w:val="17"/>
+                    </w:rPr>
+                  </m:ctrlPr>
+                </m:funcPr>
+                <m:fName>
+                  <m:limLow>
+                    <m:limLowPr>
+                      <m:ctrlPr>
+                        <w:rPr>
+                          <w:rFonts w:ascii="Cambria Math" w:hAnsi="Cambria Math"/>
+                          <w:i/>
+                          <w:sz w:val="17"/>
+                        </w:rPr>
+                      </m:ctrlPr>
+                    </m:limLowPr>
+                    <m:e>
+                      <m:r>
+                        <m:rPr>
+                          <m:sty m:val="p"/>
+                        </m:rPr>
+                        <w:rPr>
+                          <w:rFonts w:ascii="Cambria Math" w:hAnsi="Cambria Math"/>
+                          <w:sz w:val="17"/>
+                        </w:rPr>
+                        <m:t>min</m:t>
+                      </m:r>
+                    </m:e>
+                    <m:lim>
+                      <m:r>
+                        <w:rPr>
+                          <w:rFonts w:ascii="Cambria Math" w:hAnsi="Cambria Math"/>
+                          <w:sz w:val="17"/>
+                        </w:rPr>
+                        <m:t>k</m:t>
+                      </m:r>
+                    </m:lim>
+                  </m:limLow>
+                </m:fName>
+                <m:e>
+                  <m:sSub>
+                    <m:sSubPr>
+                      <m:ctrlPr>
+                        <w:rPr>
+                          <w:rFonts w:ascii="Cambria Math" w:hAnsi="Cambria Math"/>
+                          <w:i/>
+                          <w:sz w:val="17"/>
+                        </w:rPr>
+                      </m:ctrlPr>
+                    </m:sSubPr>
+                    <m:e>
+                      <m:r>
+                        <w:rPr>
+                          <w:rFonts w:ascii="Cambria Math" w:hAnsi="Cambria Math"/>
+                          <w:sz w:val="17"/>
+                        </w:rPr>
+                        <m:t>E</m:t>
+                      </m:r>
+                    </m:e>
+                    <m:sub>
+                      <m:r>
+                        <w:rPr>
+                          <w:rFonts w:ascii="Cambria Math" w:hAnsi="Cambria Math"/>
+                          <w:sz w:val="17"/>
+                        </w:rPr>
+                        <m:t>k</m:t>
+                      </m:r>
+                    </m:sub>
+                  </m:sSub>
+                </m:e>
+              </m:func>
+              <m:r>
+                <w:rPr>
+                  <w:rFonts w:ascii="Cambria Math" w:hAnsi="Cambria Math"/>
+                  <w:sz w:val="17"/>
+                </w:rPr>
+                <m:t xml:space="preserve"> </m:t>
+              </m:r>
+            </m:oMath>
             <w:r>
               <w:rPr>
                 <w:rFonts w:ascii="Calibri" w:hAnsi="Calibri"/>
                 <w:sz w:val="17"/>
               </w:rPr>
-              <w:t>V_θ → min_k E_k — hard assignment to deepest basin; sharp, non-smooth</w:t>
+              <w:t xml:space="preserve"> — hard assignment to deepest basin; sharp, non-smooth</w:t>
             </w:r>
           </w:p>
         </w:tc>
@@ -3069,12 +3499,28 @@
             <w:tcW w:w="1435" w:type="dxa"/>
           </w:tcPr>
           <w:p>
+            <m:oMath>
+              <m:r>
+                <w:rPr>
+                  <w:rFonts w:ascii="Cambria Math" w:hAnsi="Cambria Math"/>
+                  <w:sz w:val="17"/>
+                </w:rPr>
+                <m:t>τ</m:t>
+              </m:r>
+              <m:r>
+                <w:rPr>
+                  <w:rFonts w:ascii="Cambria Math" w:hAnsi="Cambria Math"/>
+                  <w:sz w:val="17"/>
+                </w:rPr>
+                <m:t>=1</m:t>
+              </m:r>
+            </m:oMath>
             <w:r>
               <w:rPr>
-                <w:rFonts w:ascii="Calibri" w:hAnsi="Calibri"/>
+                <w:rFonts w:eastAsiaTheme="minorEastAsia"/>
                 <w:sz w:val="17"/>
               </w:rPr>
-              <w:t>τ = 1</w:t>
+              <w:t xml:space="preserve"> </w:t>
             </w:r>
           </w:p>
         </w:tc>
@@ -3099,12 +3545,28 @@
             <w:tcW w:w="1435" w:type="dxa"/>
           </w:tcPr>
           <w:p>
+            <m:oMath>
+              <m:r>
+                <w:rPr>
+                  <w:rFonts w:ascii="Cambria Math" w:hAnsi="Cambria Math"/>
+                  <w:sz w:val="17"/>
+                </w:rPr>
+                <m:t>τ→</m:t>
+              </m:r>
+              <m:r>
+                <w:rPr>
+                  <w:rFonts w:ascii="Cambria Math" w:hAnsi="Cambria Math"/>
+                  <w:sz w:val="17"/>
+                </w:rPr>
+                <m:t>∞</m:t>
+              </m:r>
+            </m:oMath>
             <w:r>
               <w:rPr>
-                <w:rFonts w:ascii="Calibri" w:hAnsi="Calibri"/>
+                <w:rFonts w:eastAsiaTheme="minorEastAsia"/>
                 <w:sz w:val="17"/>
               </w:rPr>
-              <w:t>τ → ∞</w:t>
+              <w:t xml:space="preserve"> </w:t>
             </w:r>
           </w:p>
         </w:tc>
@@ -3161,13 +3623,25 @@
         <w:rPr>
           <w:rFonts w:ascii="Calibri" w:hAnsi="Calibri"/>
         </w:rPr>
-        <w:t xml:space="preserve"> is the canonical choice because it connects SQ3 directly to the Gaussian mixture motivation of Section 4 of the paper.</w:t>
+        <w:t xml:space="preserve"> is the canonical choice because it connects SQ3 directly to the Gaussian mixture motivation of Section 4 of the paper</w:t>
+      </w:r>
+      <w:r>
+        <w:rPr>
+          <w:rFonts w:ascii="Calibri" w:hAnsi="Calibri"/>
+        </w:rPr>
+        <w:t xml:space="preserve"> [1]</w:t>
+      </w:r>
+      <w:r>
+        <w:rPr>
+          <w:rFonts w:ascii="Calibri" w:hAnsi="Calibri"/>
+        </w:rPr>
+        <w:t>.</w:t>
       </w:r>
     </w:p>
     <w:p>
       <w:pPr>
         <w:pStyle w:val="Heading3"/>
-        <w:spacing w:before="0" w:after="120"/>
+        <w:spacing w:after="120"/>
       </w:pPr>
       <w:r>
         <w:rPr>
@@ -3265,7 +3739,6 @@
         <w:rPr>
           <w:rFonts w:ascii="Calibri" w:hAnsi="Calibri"/>
         </w:rPr>
-        <w:lastRenderedPageBreak/>
         <w:t xml:space="preserve">The labels SQ1 / SQ3 / SQ5 refer to the structured </w:t>
       </w:r>
       <m:oMath>
@@ -3310,7 +3783,31 @@
         <w:rPr>
           <w:rFonts w:ascii="Calibri" w:hAnsi="Calibri"/>
         </w:rPr>
-        <w:t xml:space="preserve"> sweep from Section 17 of Semantic_Attractor_Extraction.md.</w:t>
+        <w:t xml:space="preserve"> sweep from Section 17 of </w:t>
+      </w:r>
+      <w:r>
+        <w:rPr>
+          <w:rFonts w:ascii="Calibri" w:hAnsi="Calibri"/>
+        </w:rPr>
+        <w:t>[2] (</w:t>
+      </w:r>
+      <w:r>
+        <w:rPr>
+          <w:rFonts w:ascii="Calibri" w:hAnsi="Calibri"/>
+        </w:rPr>
+        <w:t>Semantic_Attractor_Extraction.md</w:t>
+      </w:r>
+      <w:r>
+        <w:rPr>
+          <w:rFonts w:ascii="Calibri" w:hAnsi="Calibri"/>
+        </w:rPr>
+        <w:t>)</w:t>
+      </w:r>
+      <w:r>
+        <w:rPr>
+          <w:rFonts w:ascii="Calibri" w:hAnsi="Calibri"/>
+        </w:rPr>
+        <w:t>.</w:t>
       </w:r>
     </w:p>
     <w:tbl>
@@ -3335,6 +3832,7 @@
                 <w:b/>
                 <w:sz w:val="17"/>
               </w:rPr>
+              <w:lastRenderedPageBreak/>
               <w:t>Label</w:t>
             </w:r>
           </w:p>
@@ -3344,13 +3842,54 @@
             <w:tcW w:w="4680" w:type="dxa"/>
           </w:tcPr>
           <w:p>
+            <m:oMath>
+              <m:sSub>
+                <m:sSubPr>
+                  <m:ctrlPr>
+                    <w:rPr>
+                      <w:rFonts w:ascii="Cambria Math" w:hAnsi="Cambria Math"/>
+                      <w:b/>
+                      <w:bCs/>
+                    </w:rPr>
+                  </m:ctrlPr>
+                </m:sSubPr>
+                <m:e>
+                  <m:r>
+                    <m:rPr>
+                      <m:sty m:val="bi"/>
+                    </m:rPr>
+                    <w:rPr>
+                      <w:rFonts w:ascii="Cambria Math" w:hAnsi="Cambria Math"/>
+                    </w:rPr>
+                    <m:t>V</m:t>
+                  </m:r>
+                </m:e>
+                <m:sub>
+                  <m:r>
+                    <m:rPr>
+                      <m:sty m:val="bi"/>
+                    </m:rPr>
+                    <w:rPr>
+                      <w:rFonts w:ascii="Cambria Math" w:hAnsi="Cambria Math"/>
+                    </w:rPr>
+                    <m:t>θ</m:t>
+                  </m:r>
+                </m:sub>
+              </m:sSub>
+            </m:oMath>
+            <w:r>
+              <w:rPr>
+                <w:rFonts w:ascii="Calibri" w:eastAsiaTheme="minorEastAsia" w:hAnsi="Calibri"/>
+              </w:rPr>
+              <w:t xml:space="preserve"> </w:t>
+            </w:r>
             <w:r>
               <w:rPr>
                 <w:rFonts w:ascii="Calibri" w:hAnsi="Calibri"/>
                 <w:b/>
                 <w:sz w:val="17"/>
               </w:rPr>
-              <w:t>V_θ form</w:t>
+              <w:t>form</w:t>
             </w:r>
           </w:p>
         </w:tc>
@@ -5030,7 +5569,7 @@
       <w:r>
         <w:t xml:space="preserve">[1] </w:t>
       </w:r>
-      <w:hyperlink r:id="rId8" w:history="1">
+      <w:hyperlink r:id="rId11" w:history="1">
         <w:r>
           <w:rPr>
             <w:rStyle w:val="Hyperlink"/>
@@ -5053,7 +5592,7 @@
       <w:r>
         <w:t xml:space="preserve"> </w:t>
       </w:r>
-      <w:hyperlink r:id="rId9" w:history="1">
+      <w:hyperlink r:id="rId12" w:history="1">
         <w:r>
           <w:rPr>
             <w:rStyle w:val="Hyperlink"/>
@@ -5104,7 +5643,7 @@
         </w:rPr>
         <w:t xml:space="preserve">to </w:t>
       </w:r>
-      <w:hyperlink r:id="rId10" w:history="1">
+      <w:hyperlink r:id="rId13" w:history="1">
         <w:r>
           <w:rPr>
             <w:rStyle w:val="Hyperlink"/>
@@ -5132,7 +5671,7 @@
       <w:r>
         <w:t xml:space="preserve"> </w:t>
       </w:r>
-      <w:hyperlink r:id="rId11" w:history="1">
+      <w:hyperlink r:id="rId14" w:history="1">
         <w:r>
           <w:rPr>
             <w:rStyle w:val="Hyperlink"/>
@@ -5190,7 +5729,7 @@
         </w:rPr>
         <w:t xml:space="preserve">companion note to </w:t>
       </w:r>
-      <w:hyperlink r:id="rId12" w:history="1">
+      <w:hyperlink r:id="rId15" w:history="1">
         <w:r>
           <w:rPr>
             <w:rStyle w:val="Hyperlink"/>
@@ -5224,7 +5763,7 @@
         </w:rPr>
         <w:t xml:space="preserve">] </w:t>
       </w:r>
-      <w:hyperlink r:id="rId13" w:history="1">
+      <w:hyperlink r:id="rId16" w:history="1">
         <w:r>
           <w:rPr>
             <w:rStyle w:val="Hyperlink"/>
@@ -5276,7 +5815,7 @@
         </w:rPr>
         <w:t xml:space="preserve">companion note to </w:t>
       </w:r>
-      <w:hyperlink r:id="rId14" w:history="1">
+      <w:hyperlink r:id="rId17" w:history="1">
         <w:r>
           <w:rPr>
             <w:rStyle w:val="Hyperlink"/>
@@ -5310,7 +5849,7 @@
         </w:rPr>
         <w:t xml:space="preserve">] </w:t>
       </w:r>
-      <w:hyperlink r:id="rId15" w:history="1">
+      <w:hyperlink r:id="rId18" w:history="1">
         <w:r>
           <w:rPr>
             <w:rStyle w:val="Hyperlink"/>
@@ -5331,7 +5870,7 @@
         </w:rPr>
         <w:t xml:space="preserve">companion note to </w:t>
       </w:r>
-      <w:hyperlink r:id="rId16" w:history="1">
+      <w:hyperlink r:id="rId19" w:history="1">
         <w:r>
           <w:rPr>
             <w:rStyle w:val="Hyperlink"/>
@@ -5361,7 +5900,7 @@
         <w:t xml:space="preserve">] </w:t>
       </w:r>
       <m:oMath>
-        <w:hyperlink r:id="rId17" w:history="1">
+        <w:hyperlink r:id="rId20" w:history="1">
           <m:r>
             <w:rPr>
               <w:rStyle w:val="Hyperlink"/>
@@ -5413,7 +5952,7 @@
         </w:rPr>
         <w:t xml:space="preserve">companion note to </w:t>
       </w:r>
-      <w:hyperlink r:id="rId18" w:history="1">
+      <w:hyperlink r:id="rId21" w:history="1">
         <w:r>
           <w:rPr>
             <w:rStyle w:val="Hyperlink"/>
@@ -6416,6 +6955,7 @@
         <w:rPr>
           <w:rFonts w:eastAsiaTheme="minorEastAsia"/>
         </w:rPr>
+        <w:lastRenderedPageBreak/>
         <w:t xml:space="preserve">Both </w:t>
       </w:r>
       <m:oMath>
@@ -8301,27 +8841,27 @@
         <w:rPr>
           <w:rFonts w:eastAsiaTheme="minorEastAsia"/>
         </w:rPr>
+        <w:t>In this context the reinforcement field force is simply</w:t>
+      </w:r>
+    </w:p>
+    <w:p>
+      <w:pPr>
+        <w:rPr>
+          <w:rFonts w:eastAsiaTheme="minorEastAsia"/>
+        </w:rPr>
+      </w:pPr>
+    </w:p>
+    <w:p>
+      <w:pPr>
+        <w:rPr>
+          <w:rFonts w:eastAsiaTheme="minorEastAsia"/>
+        </w:rPr>
+      </w:pPr>
+      <w:r>
+        <w:rPr>
+          <w:rFonts w:eastAsiaTheme="minorEastAsia"/>
+        </w:rPr>
         <w:lastRenderedPageBreak/>
-        <w:t>In this context the reinforcement field force is simply</w:t>
-      </w:r>
-    </w:p>
-    <w:p>
-      <w:pPr>
-        <w:rPr>
-          <w:rFonts w:eastAsiaTheme="minorEastAsia"/>
-        </w:rPr>
-      </w:pPr>
-    </w:p>
-    <w:p>
-      <w:pPr>
-        <w:rPr>
-          <w:rFonts w:eastAsiaTheme="minorEastAsia"/>
-        </w:rPr>
-      </w:pPr>
-      <w:r>
-        <w:rPr>
-          <w:rFonts w:eastAsiaTheme="minorEastAsia"/>
-        </w:rPr>
         <w:t xml:space="preserve"> </w:t>
       </w:r>
       <m:oMath>
@@ -9935,7 +10475,7 @@
     <w:p>
       <w:pPr>
         <w:pStyle w:val="Heading3"/>
-        <w:spacing w:before="0" w:after="120"/>
+        <w:spacing w:after="120"/>
       </w:pPr>
       <w:r>
         <w:rPr>
@@ -10522,7 +11062,7 @@
     <w:p>
       <w:pPr>
         <w:pStyle w:val="Heading3"/>
-        <w:spacing w:before="0" w:after="120"/>
+        <w:spacing w:after="120"/>
       </w:pPr>
       <w:r>
         <w:rPr>
@@ -10786,6 +11326,7 @@
         <w:rPr>
           <w:rFonts w:ascii="Calibri" w:hAnsi="Calibri"/>
         </w:rPr>
+        <w:lastRenderedPageBreak/>
         <w:t xml:space="preserve">The baseline SPLM uses a single global scalar </w:t>
       </w:r>
       <m:oMath>
@@ -11228,7 +11769,7 @@
     <w:p>
       <w:pPr>
         <w:pStyle w:val="Heading3"/>
-        <w:spacing w:before="0" w:after="120"/>
+        <w:spacing w:after="120"/>
       </w:pPr>
       <w:r>
         <w:rPr>
@@ -11676,7 +12217,7 @@
           <w:rFonts w:eastAsiaTheme="minorEastAsia"/>
         </w:rPr>
       </w:pPr>
-      <w:hyperlink r:id="rId19" w:anchor="L93-L95" w:history="1">
+      <w:hyperlink r:id="rId22" w:anchor="L93-L95" w:history="1">
         <w:r>
           <w:rPr>
             <w:rStyle w:val="Hyperlink"/>
@@ -12125,6 +12666,7 @@
         <w:rPr>
           <w:rFonts w:ascii="Calibri" w:hAnsi="Calibri"/>
         </w:rPr>
+        <w:lastRenderedPageBreak/>
         <w:t>While the model learns through a semantic energy landscape, the Gaussian wells (</w:t>
       </w:r>
       <m:oMath>
@@ -12219,7 +12761,7 @@
     <w:p>
       <w:pPr>
         <w:pStyle w:val="Heading3"/>
-        <w:spacing w:before="0" w:after="120"/>
+        <w:spacing w:after="120"/>
       </w:pPr>
       <w:r>
         <w:rPr>
@@ -13002,7 +13544,7 @@
           <w:rFonts w:eastAsiaTheme="minorEastAsia"/>
         </w:rPr>
       </w:pPr>
-      <w:hyperlink r:id="rId20" w:anchor="L1064-L1078" w:history="1">
+      <w:hyperlink r:id="rId23" w:anchor="L1064-L1078" w:history="1">
         <w:r>
           <w:rPr>
             <w:rStyle w:val="Hyperlink"/>
@@ -13429,14 +13971,13 @@
     <w:p>
       <w:pPr>
         <w:pStyle w:val="Heading3"/>
-        <w:spacing w:before="0" w:after="120"/>
+        <w:spacing w:after="120"/>
       </w:pPr>
       <w:r>
         <w:rPr>
           <w:rFonts w:ascii="Calibri" w:hAnsi="Calibri"/>
           <w:sz w:val="19"/>
         </w:rPr>
-        <w:lastRenderedPageBreak/>
         <w:t>What else carries gradients (everything in this list is trainable)</w:t>
       </w:r>
     </w:p>
@@ -13782,6 +14323,7 @@
         <w:rPr>
           <w:rFonts w:ascii="Calibri" w:hAnsi="Calibri"/>
         </w:rPr>
+        <w:lastRenderedPageBreak/>
         <w:t xml:space="preserve">2. Positional embedding </w:t>
       </w:r>
       <m:oMath>
@@ -15702,7 +16244,6 @@
         <w:rPr>
           <w:rFonts w:ascii="Calibri" w:hAnsi="Calibri"/>
         </w:rPr>
-        <w:lastRenderedPageBreak/>
         <w:t xml:space="preserve">Clarification: </w:t>
       </w:r>
       <m:oMath>
@@ -16046,6 +16587,7 @@
         <w:rPr>
           <w:rFonts w:ascii="Calibri" w:hAnsi="Calibri"/>
         </w:rPr>
+        <w:lastRenderedPageBreak/>
         <w:t xml:space="preserve">• Output path: </w:t>
       </w:r>
       <m:oMath>
@@ -17604,7 +18146,7 @@
     <w:p>
       <w:pPr>
         <w:pStyle w:val="Heading3"/>
-        <w:spacing w:before="0" w:after="120"/>
+        <w:spacing w:after="120"/>
       </w:pPr>
       <w:r>
         <w:rPr>
@@ -20291,7 +20833,6 @@
           <w:iCs/>
           <w:szCs w:val="19"/>
         </w:rPr>
-        <w:lastRenderedPageBreak/>
         <w:t xml:space="preserve"> 1 ) It is the gradient that couples E to V_theta, V_phi, and all the dynamical parameters. Changes to the potentials affect h_L, which changes how </w:t>
       </w:r>
       <w:proofErr w:type="spellStart"/>
@@ -20336,6 +20877,7 @@
           <w:iCs/>
           <w:szCs w:val="19"/>
         </w:rPr>
+        <w:lastRenderedPageBreak/>
         <w:t xml:space="preserve"> 2 ) It is more susceptible to gradient pathologies (vanishing, exploding) because it passes through L sequential nonlinear transformations. This is exactly why the Plummer softening, gradient clipping, and the stability hierarchy matter – a 1/r spike in V_phi at any layer can amplify this gradient. </w:t>
       </w:r>
     </w:p>
@@ -21114,7 +21656,6 @@
           <w:strike/>
           <w:color w:val="FF0000"/>
         </w:rPr>
-        <w:lastRenderedPageBreak/>
         <w:t xml:space="preserve">        if _has_analytical_grad(self.V_theta):</w:t>
       </w:r>
     </w:p>
@@ -21146,7 +21687,7 @@
     <w:p>
       <w:pPr>
         <w:pStyle w:val="Heading3"/>
-        <w:spacing w:before="0" w:after="120"/>
+        <w:spacing w:after="120"/>
       </w:pPr>
       <w:r>
         <w:rPr>
@@ -22271,7 +22812,7 @@
     <w:p>
       <w:pPr>
         <w:pStyle w:val="Heading3"/>
-        <w:spacing w:before="0" w:after="120"/>
+        <w:spacing w:after="120"/>
       </w:pPr>
       <w:r>
         <w:rPr>
@@ -22512,14 +23053,7 @@
         <w:rPr>
           <w:rFonts w:ascii="Calibri" w:hAnsi="Calibri"/>
         </w:rPr>
-        <w:t xml:space="preserve"> must serve two roles: the input </w:t>
-      </w:r>
-      <w:r>
-        <w:rPr>
-          <w:rFonts w:ascii="Calibri" w:hAnsi="Calibri"/>
-        </w:rPr>
-        <w:lastRenderedPageBreak/>
-        <w:t xml:space="preserve">representation (when token </w:t>
+        <w:t xml:space="preserve"> must serve two roles: the input representation (when token </w:t>
       </w:r>
       <m:oMath>
         <m:box>
@@ -22626,7 +23160,7 @@
     <w:p>
       <w:pPr>
         <w:pStyle w:val="Heading3"/>
-        <w:spacing w:before="0" w:after="120"/>
+        <w:spacing w:after="120"/>
       </w:pPr>
       <w:r>
         <w:rPr>
@@ -22964,7 +23498,7 @@
     <w:p>
       <w:pPr>
         <w:pStyle w:val="Heading3"/>
-        <w:spacing w:before="0" w:after="120"/>
+        <w:spacing w:after="120"/>
       </w:pPr>
       <w:r>
         <w:rPr>
@@ -23645,7 +24179,7 @@
         </w:rPr>
         <w:t>[6] (</w:t>
       </w:r>
-      <w:hyperlink r:id="rId21" w:history="1">
+      <w:hyperlink r:id="rId24" w:history="1">
         <w:r>
           <w:rPr>
             <w:rStyle w:val="Hyperlink"/>
@@ -23685,7 +24219,7 @@
     <w:p>
       <w:pPr>
         <w:pStyle w:val="Heading3"/>
-        <w:spacing w:before="0" w:after="120"/>
+        <w:spacing w:after="120"/>
       </w:pPr>
       <w:r>
         <w:rPr>
@@ -24388,7 +24922,7 @@
     <w:p>
       <w:pPr>
         <w:pStyle w:val="Heading3"/>
-        <w:spacing w:before="0" w:after="120"/>
+        <w:spacing w:after="120"/>
       </w:pPr>
       <w:r>
         <w:rPr>
@@ -24950,14 +25484,13 @@
     <w:p>
       <w:pPr>
         <w:pStyle w:val="Heading3"/>
-        <w:spacing w:before="0" w:after="120"/>
+        <w:spacing w:after="120"/>
       </w:pPr>
       <w:r>
         <w:rPr>
           <w:rFonts w:ascii="Calibri" w:hAnsi="Calibri"/>
           <w:sz w:val="19"/>
         </w:rPr>
-        <w:lastRenderedPageBreak/>
         <w:t>3. The optimal logit vector and the projection error</w:t>
       </w:r>
     </w:p>
@@ -27734,7 +28267,7 @@
     <w:p>
       <w:pPr>
         <w:pStyle w:val="Heading3"/>
-        <w:spacing w:before="0" w:after="120"/>
+        <w:spacing w:after="120"/>
       </w:pPr>
       <w:r>
         <w:rPr>
@@ -29751,14 +30284,13 @@
     <w:p>
       <w:pPr>
         <w:pStyle w:val="Heading3"/>
-        <w:spacing w:before="0" w:after="120"/>
+        <w:spacing w:after="120"/>
       </w:pPr>
       <w:r>
         <w:rPr>
           <w:rFonts w:ascii="Calibri" w:hAnsi="Calibri"/>
           <w:sz w:val="19"/>
         </w:rPr>
-        <w:lastRenderedPageBreak/>
         <w:t>5. Gradient conflict for rare tokens</w:t>
       </w:r>
     </w:p>
@@ -29894,6 +30426,7 @@
         <w:rPr>
           <w:rFonts w:ascii="Calibri" w:hAnsi="Calibri"/>
         </w:rPr>
+        <w:lastRenderedPageBreak/>
         <w:t xml:space="preserve">Input gradient (when </w:t>
       </w:r>
       <m:oMath>
@@ -30494,16 +31027,7 @@
                   <w:rPr>
                     <w:rFonts w:ascii="Cambria Math" w:hAnsi="Cambria Math"/>
                   </w:rPr>
-                  <m:t>out</m:t>
-                </m:r>
-                <m:r>
-                  <m:rPr>
-                    <m:sty m:val="p"/>
-                  </m:rPr>
-                  <w:rPr>
-                    <w:rFonts w:ascii="Cambria Math" w:hAnsi="Cambria Math"/>
-                  </w:rPr>
-                  <m:t>put</m:t>
+                  <m:t>output</m:t>
                 </m:r>
               </m:sub>
             </m:sSub>
@@ -31932,7 +32456,7 @@
     <w:p>
       <w:pPr>
         <w:pStyle w:val="Heading3"/>
-        <w:spacing w:before="0" w:after="120"/>
+        <w:spacing w:after="120"/>
       </w:pPr>
       <w:r>
         <w:rPr>
@@ -33703,6 +34227,7 @@
         <w:rPr>
           <w:rFonts w:ascii="Calibri" w:hAnsi="Calibri"/>
         </w:rPr>
+        <w:lastRenderedPageBreak/>
         <w:t xml:space="preserve">The first two terms are deterministic geometry; the third is a statistical penalty that grows as </w:t>
       </w:r>
       <m:oMath>
@@ -33762,7 +34287,7 @@
     <w:p>
       <w:pPr>
         <w:pStyle w:val="Heading3"/>
-        <w:spacing w:before="0" w:after="120"/>
+        <w:spacing w:after="120"/>
       </w:pPr>
       <w:r>
         <w:rPr>
@@ -34043,7 +34568,7 @@
     <w:p>
       <w:pPr>
         <w:pStyle w:val="Heading3"/>
-        <w:spacing w:before="0" w:after="120"/>
+        <w:spacing w:after="120"/>
       </w:pPr>
       <w:r>
         <w:rPr>
@@ -34808,11 +35333,6 @@
         </w:rPr>
         <w:t xml:space="preserve"> and then looking at which tokens have the highest scores – those are the tokens the attractor represents semantically. For details see Appendix.</w:t>
       </w:r>
-    </w:p>
-    <w:p>
-      <w:pPr>
-        <w:pStyle w:val="FootnoteText"/>
-      </w:pPr>
     </w:p>
   </w:footnote>
 </w:footnotes>
@@ -35467,7 +35987,7 @@
     <w:uiPriority w:val="9"/>
     <w:unhideWhenUsed/>
     <w:qFormat/>
-    <w:rsid w:val="001E368C"/>
+    <w:rsid w:val="002F2BCA"/>
     <w:pPr>
       <w:keepNext/>
       <w:keepLines/>
@@ -35486,20 +36006,18 @@
     <w:next w:val="Normal"/>
     <w:link w:val="Heading3Char"/>
     <w:uiPriority w:val="9"/>
-    <w:semiHidden/>
     <w:unhideWhenUsed/>
     <w:qFormat/>
-    <w:rsid w:val="00415E16"/>
+    <w:rsid w:val="002F2BCA"/>
     <w:pPr>
       <w:keepNext/>
       <w:keepLines/>
-      <w:spacing w:before="160" w:after="80"/>
       <w:outlineLvl w:val="2"/>
     </w:pPr>
     <w:rPr>
-      <w:rFonts w:eastAsiaTheme="majorEastAsia" w:cstheme="majorBidi"/>
+      <w:rFonts w:ascii="Calibri Light" w:eastAsiaTheme="majorEastAsia" w:hAnsi="Calibri Light" w:cstheme="majorBidi"/>
       <w:color w:val="0F4761" w:themeColor="accent1" w:themeShade="BF"/>
-      <w:sz w:val="28"/>
+      <w:sz w:val="22"/>
       <w:szCs w:val="28"/>
     </w:rPr>
   </w:style>
@@ -35678,7 +36196,7 @@
     <w:basedOn w:val="DefaultParagraphFont"/>
     <w:link w:val="Heading2"/>
     <w:uiPriority w:val="9"/>
-    <w:rsid w:val="001E368C"/>
+    <w:rsid w:val="002F2BCA"/>
     <w:rPr>
       <w:rFonts w:ascii="Calibri Light" w:eastAsiaTheme="majorEastAsia" w:hAnsi="Calibri Light" w:cstheme="majorBidi"/>
       <w:color w:val="0F4761" w:themeColor="accent1" w:themeShade="BF"/>
@@ -35690,12 +36208,11 @@
     <w:basedOn w:val="DefaultParagraphFont"/>
     <w:link w:val="Heading3"/>
     <w:uiPriority w:val="9"/>
-    <w:semiHidden/>
-    <w:rsid w:val="00415E16"/>
+    <w:rsid w:val="002F2BCA"/>
     <w:rPr>
-      <w:rFonts w:eastAsiaTheme="majorEastAsia" w:cstheme="majorBidi"/>
+      <w:rFonts w:ascii="Calibri Light" w:eastAsiaTheme="majorEastAsia" w:hAnsi="Calibri Light" w:cstheme="majorBidi"/>
       <w:color w:val="0F4761" w:themeColor="accent1" w:themeShade="BF"/>
-      <w:sz w:val="28"/>
+      <w:sz w:val="22"/>
       <w:szCs w:val="28"/>
     </w:rPr>
   </w:style>

--- a/docs/structured_scalar_potential/Structured_Scalar_Potential_Design_and_Theory_completed.docx
+++ b/docs/structured_scalar_potential/Structured_Scalar_Potential_Design_and_Theory_completed.docx
@@ -783,7 +783,7 @@
         </w:rPr>
         <w:lastRenderedPageBreak/>
         <w:drawing>
-          <wp:inline distT="0" distB="0" distL="0" distR="0" wp14:anchorId="678BD46F" wp14:editId="2076A773">
+          <wp:inline distT="0" distB="0" distL="0" distR="0" wp14:anchorId="678BD46F" wp14:editId="5EB07693">
             <wp:extent cx="5943600" cy="4693920"/>
             <wp:effectExtent l="0" t="0" r="0" b="5080"/>
             <wp:docPr id="179060877" name="Picture 2" descr="A screenshot of a black and white screen&#10;&#10;Description automatically generated"/>
@@ -831,7 +831,7 @@
           <w:noProof/>
         </w:rPr>
         <w:drawing>
-          <wp:inline distT="0" distB="0" distL="0" distR="0" wp14:anchorId="7D59BC5A" wp14:editId="3306A1B7">
+          <wp:inline distT="0" distB="0" distL="0" distR="0" wp14:anchorId="7D59BC5A" wp14:editId="221A1BFD">
             <wp:extent cx="5943600" cy="2993390"/>
             <wp:effectExtent l="0" t="0" r="0" b="3810"/>
             <wp:docPr id="633628051" name="Picture 3" descr="A screenshot of a computer program&#10;&#10;Description automatically generated"/>
@@ -880,7 +880,7 @@
         </w:rPr>
         <w:lastRenderedPageBreak/>
         <w:drawing>
-          <wp:inline distT="0" distB="0" distL="0" distR="0" wp14:anchorId="794C92ED" wp14:editId="2420F222">
+          <wp:inline distT="0" distB="0" distL="0" distR="0" wp14:anchorId="794C92ED" wp14:editId="7A72D31E">
             <wp:extent cx="5943600" cy="4389755"/>
             <wp:effectExtent l="0" t="0" r="0" b="4445"/>
             <wp:docPr id="645423015" name="Picture 1" descr="A screenshot of a black screen&#10;&#10;Description automatically generated"/>
@@ -3505,14 +3505,7 @@
                   <w:rFonts w:ascii="Cambria Math" w:hAnsi="Cambria Math"/>
                   <w:sz w:val="17"/>
                 </w:rPr>
-                <m:t>τ</m:t>
-              </m:r>
-              <m:r>
-                <w:rPr>
-                  <w:rFonts w:ascii="Cambria Math" w:hAnsi="Cambria Math"/>
-                  <w:sz w:val="17"/>
-                </w:rPr>
-                <m:t>=1</m:t>
+                <m:t>τ=1</m:t>
               </m:r>
             </m:oMath>
             <w:r>
@@ -3551,14 +3544,7 @@
                   <w:rFonts w:ascii="Cambria Math" w:hAnsi="Cambria Math"/>
                   <w:sz w:val="17"/>
                 </w:rPr>
-                <m:t>τ→</m:t>
-              </m:r>
-              <m:r>
-                <w:rPr>
-                  <w:rFonts w:ascii="Cambria Math" w:hAnsi="Cambria Math"/>
-                  <w:sz w:val="17"/>
-                </w:rPr>
-                <m:t>∞</m:t>
+                <m:t>τ→∞</m:t>
               </m:r>
             </m:oMath>
             <w:r>
@@ -6034,7 +6020,13 @@
         <w:t xml:space="preserve"> </w:t>
       </w:r>
       <w:r>
-        <w:t>is the row, unnormalized score that the model assigns to each token before converting it to probability.</w:t>
+        <w:t>is the r</w:t>
+      </w:r>
+      <w:r>
+        <w:t>a</w:t>
+      </w:r>
+      <w:r>
+        <w:t>w, unnormalized score that the model assigns to each token before converting it to probability.</w:t>
       </w:r>
     </w:p>
     <w:p>
@@ -11490,36 +11482,17 @@
                         <w:rPr>
                           <w:rFonts w:ascii="Cambria Math" w:hAnsi="Cambria Math"/>
                         </w:rPr>
-                        <m:t>·(-log</m:t>
+                        <m:t>·(-</m:t>
                       </m:r>
-                      <m:limUpp>
-                        <m:limUppPr>
+                      <m:func>
+                        <m:funcPr>
                           <m:ctrlPr>
                             <w:rPr>
                               <w:rFonts w:ascii="Cambria Math" w:hAnsi="Cambria Math"/>
                             </w:rPr>
                           </m:ctrlPr>
-                        </m:limUppPr>
-                        <m:e>
-                          <m:box>
-                            <m:boxPr>
-                              <m:ctrlPr>
-                                <w:rPr>
-                                  <w:rFonts w:ascii="Cambria Math" w:hAnsi="Cambria Math"/>
-                                </w:rPr>
-                              </m:ctrlPr>
-                            </m:boxPr>
-                            <m:e>
-                              <m:r>
-                                <w:rPr>
-                                  <w:rFonts w:ascii="Cambria Math" w:hAnsi="Cambria Math"/>
-                                </w:rPr>
-                                <m:t>p</m:t>
-                              </m:r>
-                            </m:e>
-                          </m:box>
-                        </m:e>
-                        <m:lim>
+                        </m:funcPr>
+                        <m:fName>
                           <m:r>
                             <m:rPr>
                               <m:sty m:val="p"/>
@@ -11527,10 +11500,83 @@
                             <w:rPr>
                               <w:rFonts w:ascii="Cambria Math" w:hAnsi="Cambria Math"/>
                             </w:rPr>
-                            <m:t>^</m:t>
+                            <m:t>log</m:t>
                           </m:r>
-                        </m:lim>
-                      </m:limUpp>
+                        </m:fName>
+                        <m:e>
+                          <m:acc>
+                            <m:accPr>
+                              <m:ctrlPr>
+                                <w:rPr>
+                                  <w:rFonts w:ascii="Cambria Math" w:hAnsi="Cambria Math"/>
+                                </w:rPr>
+                              </m:ctrlPr>
+                            </m:accPr>
+                            <m:e>
+                              <m:box>
+                                <m:boxPr>
+                                  <m:ctrlPr>
+                                    <w:rPr>
+                                      <w:rFonts w:ascii="Cambria Math" w:hAnsi="Cambria Math"/>
+                                    </w:rPr>
+                                  </m:ctrlPr>
+                                </m:boxPr>
+                                <m:e>
+                                  <m:r>
+                                    <w:rPr>
+                                      <w:rFonts w:ascii="Cambria Math" w:hAnsi="Cambria Math"/>
+                                    </w:rPr>
+                                    <m:t>p</m:t>
+                                  </m:r>
+                                </m:e>
+                              </m:box>
+                            </m:e>
+                          </m:acc>
+                          <m:r>
+                            <m:rPr>
+                              <m:sty m:val="p"/>
+                            </m:rPr>
+                            <w:rPr>
+                              <w:rFonts w:ascii="Cambria Math" w:hAnsi="Cambria Math"/>
+                            </w:rPr>
+                            <m:t>(</m:t>
+                          </m:r>
+                          <m:sSub>
+                            <m:sSubPr>
+                              <m:ctrlPr>
+                                <w:rPr>
+                                  <w:rFonts w:ascii="Cambria Math" w:hAnsi="Cambria Math"/>
+                                </w:rPr>
+                              </m:ctrlPr>
+                            </m:sSubPr>
+                            <m:e>
+                              <m:r>
+                                <w:rPr>
+                                  <w:rFonts w:ascii="Cambria Math" w:hAnsi="Cambria Math"/>
+                                </w:rPr>
+                                <m:t>x</m:t>
+                              </m:r>
+                            </m:e>
+                            <m:sub>
+                              <m:r>
+                                <w:rPr>
+                                  <w:rFonts w:ascii="Cambria Math" w:hAnsi="Cambria Math"/>
+                                </w:rPr>
+                                <m:t>t</m:t>
+                              </m:r>
+                            </m:sub>
+                          </m:sSub>
+                          <m:r>
+                            <m:rPr>
+                              <m:sty m:val="p"/>
+                            </m:rPr>
+                            <w:rPr>
+                              <w:rFonts w:ascii="Cambria Math" w:hAnsi="Cambria Math"/>
+                            </w:rPr>
+                            <m:t>)</m:t>
+                          </m:r>
+                        </m:e>
+                      </m:func>
                       <m:r>
                         <m:rPr>
                           <m:sty m:val="p"/>
@@ -11538,41 +11584,7 @@
                         <w:rPr>
                           <w:rFonts w:ascii="Cambria Math" w:hAnsi="Cambria Math"/>
                         </w:rPr>
-                        <m:t>(</m:t>
-                      </m:r>
-                      <m:sSub>
-                        <m:sSubPr>
-                          <m:ctrlPr>
-                            <w:rPr>
-                              <w:rFonts w:ascii="Cambria Math" w:hAnsi="Cambria Math"/>
-                            </w:rPr>
-                          </m:ctrlPr>
-                        </m:sSubPr>
-                        <m:e>
-                          <m:r>
-                            <w:rPr>
-                              <w:rFonts w:ascii="Cambria Math" w:hAnsi="Cambria Math"/>
-                            </w:rPr>
-                            <m:t>x</m:t>
-                          </m:r>
-                        </m:e>
-                        <m:sub>
-                          <m:r>
-                            <w:rPr>
-                              <w:rFonts w:ascii="Cambria Math" w:hAnsi="Cambria Math"/>
-                            </w:rPr>
-                            <m:t>t</m:t>
-                          </m:r>
-                        </m:sub>
-                      </m:sSub>
-                      <m:r>
-                        <m:rPr>
-                          <m:sty m:val="p"/>
-                        </m:rPr>
-                        <w:rPr>
-                          <w:rFonts w:ascii="Cambria Math" w:hAnsi="Cambria Math"/>
-                        </w:rPr>
-                        <m:t>))</m:t>
+                        <m:t>)</m:t>
                       </m:r>
                     </m:e>
                   </m:box>
@@ -11612,14 +11624,14 @@
             </m:ctrlPr>
           </m:boxPr>
           <m:e>
-            <m:limUpp>
-              <m:limUppPr>
+            <m:acc>
+              <m:accPr>
                 <m:ctrlPr>
                   <w:rPr>
                     <w:rFonts w:ascii="Cambria Math" w:hAnsi="Cambria Math"/>
                   </w:rPr>
                 </m:ctrlPr>
-              </m:limUppPr>
+              </m:accPr>
               <m:e>
                 <m:box>
                   <m:boxPr>
@@ -11639,18 +11651,7 @@
                   </m:e>
                 </m:box>
               </m:e>
-              <m:lim>
-                <m:r>
-                  <m:rPr>
-                    <m:sty m:val="p"/>
-                  </m:rPr>
-                  <w:rPr>
-                    <w:rFonts w:ascii="Cambria Math" w:hAnsi="Cambria Math"/>
-                  </w:rPr>
-                  <m:t>^</m:t>
-                </m:r>
-              </m:lim>
-            </m:limUpp>
+            </m:acc>
             <m:r>
               <m:rPr>
                 <m:sty m:val="p"/>

--- a/docs/structured_scalar_potential/Structured_Scalar_Potential_Design_and_Theory_completed.docx
+++ b/docs/structured_scalar_potential/Structured_Scalar_Potential_Design_and_Theory_completed.docx
@@ -12870,257 +12870,265 @@
         <w:spacing w:before="120" w:after="120"/>
         <w:jc w:val="center"/>
       </w:pPr>
-      <m:oMathPara>
-        <m:oMath>
-          <m:box>
-            <m:boxPr>
-              <m:ctrlPr>
-                <w:rPr>
-                  <w:rFonts w:ascii="Cambria Math" w:hAnsi="Cambria Math"/>
-                </w:rPr>
-              </m:ctrlPr>
-            </m:boxPr>
-            <m:e>
-              <m:sSub>
-                <m:sSubPr>
-                  <m:ctrlPr>
-                    <w:rPr>
-                      <w:rFonts w:ascii="Cambria Math" w:hAnsi="Cambria Math"/>
-                    </w:rPr>
-                  </m:ctrlPr>
-                </m:sSubPr>
-                <m:e>
-                  <m:r>
-                    <w:rPr>
-                      <w:rFonts w:ascii="Cambria Math" w:hAnsi="Cambria Math"/>
-                    </w:rPr>
-                    <m:t>μ</m:t>
-                  </m:r>
-                </m:e>
-                <m:sub>
-                  <m:r>
-                    <w:rPr>
-                      <w:rFonts w:ascii="Cambria Math" w:hAnsi="Cambria Math"/>
-                    </w:rPr>
-                    <m:t>k</m:t>
-                  </m:r>
-                </m:sub>
-              </m:sSub>
-              <m:r>
-                <m:rPr>
-                  <m:sty m:val="p"/>
-                </m:rPr>
-                <w:rPr>
-                  <w:rFonts w:ascii="Cambria Math" w:hAnsi="Cambria Math"/>
-                </w:rPr>
-                <m:t>(</m:t>
-              </m:r>
-              <m:r>
-                <w:rPr>
-                  <w:rFonts w:ascii="Cambria Math" w:hAnsi="Cambria Math"/>
-                </w:rPr>
-                <m:t>ξ</m:t>
-              </m:r>
-              <m:r>
-                <m:rPr>
-                  <m:sty m:val="p"/>
-                </m:rPr>
-                <w:rPr>
-                  <w:rFonts w:ascii="Cambria Math" w:hAnsi="Cambria Math"/>
-                </w:rPr>
-                <m:t>)=</m:t>
-              </m:r>
-              <m:box>
-                <m:boxPr>
-                  <m:ctrlPr>
-                    <w:rPr>
-                      <w:rFonts w:ascii="Cambria Math" w:hAnsi="Cambria Math"/>
-                    </w:rPr>
-                  </m:ctrlPr>
-                </m:boxPr>
-                <m:e>
-                  <m:r>
-                    <m:rPr>
-                      <m:sty m:val="p"/>
-                    </m:rPr>
-                    <w:rPr>
-                      <w:rFonts w:ascii="Cambria Math" w:hAnsi="Cambria Math"/>
-                    </w:rPr>
-                    <m:t>mu_proj</m:t>
-                  </m:r>
-                </m:e>
-              </m:box>
-              <m:r>
-                <m:rPr>
-                  <m:sty m:val="p"/>
-                </m:rPr>
-                <w:rPr>
-                  <w:rFonts w:ascii="Cambria Math" w:hAnsi="Cambria Math"/>
-                </w:rPr>
-                <m:t>(</m:t>
-              </m:r>
-              <m:r>
-                <w:rPr>
-                  <w:rFonts w:ascii="Cambria Math" w:hAnsi="Cambria Math"/>
-                </w:rPr>
-                <m:t>ξ</m:t>
-              </m:r>
-              <m:r>
-                <m:rPr>
-                  <m:sty m:val="p"/>
-                </m:rPr>
-                <w:rPr>
-                  <w:rFonts w:ascii="Cambria Math" w:hAnsi="Cambria Math"/>
-                </w:rPr>
-                <m:t>)</m:t>
-              </m:r>
-            </m:e>
-          </m:box>
-        </m:oMath>
-      </m:oMathPara>
+      <m:oMath>
+        <m:box>
+          <m:boxPr>
+            <m:ctrlPr>
+              <w:rPr>
+                <w:rFonts w:ascii="Cambria Math" w:hAnsi="Cambria Math"/>
+              </w:rPr>
+            </m:ctrlPr>
+          </m:boxPr>
+          <m:e>
+            <m:sSub>
+              <m:sSubPr>
+                <m:ctrlPr>
+                  <w:rPr>
+                    <w:rFonts w:ascii="Cambria Math" w:hAnsi="Cambria Math"/>
+                  </w:rPr>
+                </m:ctrlPr>
+              </m:sSubPr>
+              <m:e>
+                <m:r>
+                  <w:rPr>
+                    <w:rFonts w:ascii="Cambria Math" w:hAnsi="Cambria Math"/>
+                  </w:rPr>
+                  <m:t>μ</m:t>
+                </m:r>
+              </m:e>
+              <m:sub>
+                <m:r>
+                  <w:rPr>
+                    <w:rFonts w:ascii="Cambria Math" w:hAnsi="Cambria Math"/>
+                  </w:rPr>
+                  <m:t>k</m:t>
+                </m:r>
+              </m:sub>
+            </m:sSub>
+            <m:r>
+              <m:rPr>
+                <m:sty m:val="p"/>
+              </m:rPr>
+              <w:rPr>
+                <w:rFonts w:ascii="Cambria Math" w:hAnsi="Cambria Math"/>
+              </w:rPr>
+              <m:t>(</m:t>
+            </m:r>
+            <m:r>
+              <w:rPr>
+                <w:rFonts w:ascii="Cambria Math" w:hAnsi="Cambria Math"/>
+              </w:rPr>
+              <m:t>ξ</m:t>
+            </m:r>
+            <m:r>
+              <m:rPr>
+                <m:sty m:val="p"/>
+              </m:rPr>
+              <w:rPr>
+                <w:rFonts w:ascii="Cambria Math" w:hAnsi="Cambria Math"/>
+              </w:rPr>
+              <m:t>)=</m:t>
+            </m:r>
+            <m:box>
+              <m:boxPr>
+                <m:ctrlPr>
+                  <w:rPr>
+                    <w:rFonts w:ascii="Cambria Math" w:hAnsi="Cambria Math"/>
+                  </w:rPr>
+                </m:ctrlPr>
+              </m:boxPr>
+              <m:e>
+                <m:r>
+                  <m:rPr>
+                    <m:sty m:val="p"/>
+                  </m:rPr>
+                  <w:rPr>
+                    <w:rFonts w:ascii="Cambria Math" w:hAnsi="Cambria Math"/>
+                  </w:rPr>
+                  <m:t>mu_proj</m:t>
+                </m:r>
+              </m:e>
+            </m:box>
+            <m:r>
+              <m:rPr>
+                <m:sty m:val="p"/>
+              </m:rPr>
+              <w:rPr>
+                <w:rFonts w:ascii="Cambria Math" w:hAnsi="Cambria Math"/>
+              </w:rPr>
+              <m:t>(</m:t>
+            </m:r>
+            <m:r>
+              <w:rPr>
+                <w:rFonts w:ascii="Cambria Math" w:hAnsi="Cambria Math"/>
+              </w:rPr>
+              <m:t>ξ</m:t>
+            </m:r>
+            <m:r>
+              <m:rPr>
+                <m:sty m:val="p"/>
+              </m:rPr>
+              <w:rPr>
+                <w:rFonts w:ascii="Cambria Math" w:hAnsi="Cambria Math"/>
+              </w:rPr>
+              <m:t>)</m:t>
+            </m:r>
+          </m:e>
+        </m:box>
+      </m:oMath>
+      <w:r>
+        <w:rPr>
+          <w:rFonts w:eastAsiaTheme="minorEastAsia"/>
+        </w:rPr>
+        <w:t xml:space="preserve"> </w:t>
+      </w:r>
     </w:p>
     <w:p>
       <w:pPr>
         <w:spacing w:before="120" w:after="120"/>
         <w:jc w:val="center"/>
       </w:pPr>
-      <m:oMathPara>
-        <m:oMath>
-          <m:box>
-            <m:boxPr>
-              <m:ctrlPr>
-                <w:rPr>
-                  <w:rFonts w:ascii="Cambria Math" w:hAnsi="Cambria Math"/>
-                </w:rPr>
-              </m:ctrlPr>
-            </m:boxPr>
-            <m:e>
-              <m:sSub>
-                <m:sSubPr>
-                  <m:ctrlPr>
-                    <w:rPr>
-                      <w:rFonts w:ascii="Cambria Math" w:hAnsi="Cambria Math"/>
-                    </w:rPr>
-                  </m:ctrlPr>
-                </m:sSubPr>
-                <m:e>
-                  <m:r>
-                    <w:rPr>
-                      <w:rFonts w:ascii="Cambria Math" w:hAnsi="Cambria Math"/>
-                    </w:rPr>
-                    <m:t>a</m:t>
-                  </m:r>
-                </m:e>
-                <m:sub>
-                  <m:r>
-                    <w:rPr>
-                      <w:rFonts w:ascii="Cambria Math" w:hAnsi="Cambria Math"/>
-                    </w:rPr>
-                    <m:t>k</m:t>
-                  </m:r>
-                </m:sub>
-              </m:sSub>
-              <m:r>
-                <m:rPr>
-                  <m:sty m:val="p"/>
-                </m:rPr>
-                <w:rPr>
-                  <w:rFonts w:ascii="Cambria Math" w:hAnsi="Cambria Math"/>
-                </w:rPr>
-                <m:t>(</m:t>
-              </m:r>
-              <m:r>
-                <w:rPr>
-                  <w:rFonts w:ascii="Cambria Math" w:hAnsi="Cambria Math"/>
-                </w:rPr>
-                <m:t>ξ</m:t>
-              </m:r>
-              <m:r>
-                <m:rPr>
-                  <m:sty m:val="p"/>
-                </m:rPr>
-                <w:rPr>
-                  <w:rFonts w:ascii="Cambria Math" w:hAnsi="Cambria Math"/>
-                </w:rPr>
-                <m:t>)=</m:t>
-              </m:r>
-              <m:box>
-                <m:boxPr>
-                  <m:ctrlPr>
-                    <w:rPr>
-                      <w:rFonts w:ascii="Cambria Math" w:hAnsi="Cambria Math"/>
-                    </w:rPr>
-                  </m:ctrlPr>
-                </m:boxPr>
-                <m:e>
-                  <m:r>
-                    <m:rPr>
-                      <m:sty m:val="p"/>
-                    </m:rPr>
-                    <w:rPr>
-                      <w:rFonts w:ascii="Cambria Math" w:hAnsi="Cambria Math"/>
-                    </w:rPr>
-                    <m:t>softplus</m:t>
-                  </m:r>
-                </m:e>
-              </m:box>
-              <m:r>
-                <m:rPr>
-                  <m:sty m:val="p"/>
-                </m:rPr>
-                <w:rPr>
-                  <w:rFonts w:ascii="Cambria Math" w:hAnsi="Cambria Math"/>
-                </w:rPr>
-                <m:t>(</m:t>
-              </m:r>
-              <m:box>
-                <m:boxPr>
-                  <m:ctrlPr>
-                    <w:rPr>
-                      <w:rFonts w:ascii="Cambria Math" w:hAnsi="Cambria Math"/>
-                    </w:rPr>
-                  </m:ctrlPr>
-                </m:boxPr>
-                <m:e>
-                  <m:r>
-                    <m:rPr>
-                      <m:sty m:val="p"/>
-                    </m:rPr>
-                    <w:rPr>
-                      <w:rFonts w:ascii="Cambria Math" w:hAnsi="Cambria Math"/>
-                    </w:rPr>
-                    <m:t>a_proj</m:t>
-                  </m:r>
-                </m:e>
-              </m:box>
-              <m:r>
-                <m:rPr>
-                  <m:sty m:val="p"/>
-                </m:rPr>
-                <w:rPr>
-                  <w:rFonts w:ascii="Cambria Math" w:hAnsi="Cambria Math"/>
-                </w:rPr>
-                <m:t>(</m:t>
-              </m:r>
-              <m:r>
-                <w:rPr>
-                  <w:rFonts w:ascii="Cambria Math" w:hAnsi="Cambria Math"/>
-                </w:rPr>
-                <m:t>ξ</m:t>
-              </m:r>
-              <m:r>
-                <m:rPr>
-                  <m:sty m:val="p"/>
-                </m:rPr>
-                <w:rPr>
-                  <w:rFonts w:ascii="Cambria Math" w:hAnsi="Cambria Math"/>
-                </w:rPr>
-                <m:t>))</m:t>
-              </m:r>
-            </m:e>
-          </m:box>
-        </m:oMath>
-      </m:oMathPara>
+      <m:oMath>
+        <m:box>
+          <m:boxPr>
+            <m:ctrlPr>
+              <w:rPr>
+                <w:rFonts w:ascii="Cambria Math" w:hAnsi="Cambria Math"/>
+              </w:rPr>
+            </m:ctrlPr>
+          </m:boxPr>
+          <m:e>
+            <m:sSub>
+              <m:sSubPr>
+                <m:ctrlPr>
+                  <w:rPr>
+                    <w:rFonts w:ascii="Cambria Math" w:hAnsi="Cambria Math"/>
+                  </w:rPr>
+                </m:ctrlPr>
+              </m:sSubPr>
+              <m:e>
+                <m:r>
+                  <w:rPr>
+                    <w:rFonts w:ascii="Cambria Math" w:hAnsi="Cambria Math"/>
+                  </w:rPr>
+                  <m:t>a</m:t>
+                </m:r>
+              </m:e>
+              <m:sub>
+                <m:r>
+                  <w:rPr>
+                    <w:rFonts w:ascii="Cambria Math" w:hAnsi="Cambria Math"/>
+                  </w:rPr>
+                  <m:t>k</m:t>
+                </m:r>
+              </m:sub>
+            </m:sSub>
+            <m:r>
+              <m:rPr>
+                <m:sty m:val="p"/>
+              </m:rPr>
+              <w:rPr>
+                <w:rFonts w:ascii="Cambria Math" w:hAnsi="Cambria Math"/>
+              </w:rPr>
+              <m:t>(</m:t>
+            </m:r>
+            <m:r>
+              <w:rPr>
+                <w:rFonts w:ascii="Cambria Math" w:hAnsi="Cambria Math"/>
+              </w:rPr>
+              <m:t>ξ</m:t>
+            </m:r>
+            <m:r>
+              <m:rPr>
+                <m:sty m:val="p"/>
+              </m:rPr>
+              <w:rPr>
+                <w:rFonts w:ascii="Cambria Math" w:hAnsi="Cambria Math"/>
+              </w:rPr>
+              <m:t>)=</m:t>
+            </m:r>
+            <m:box>
+              <m:boxPr>
+                <m:ctrlPr>
+                  <w:rPr>
+                    <w:rFonts w:ascii="Cambria Math" w:hAnsi="Cambria Math"/>
+                  </w:rPr>
+                </m:ctrlPr>
+              </m:boxPr>
+              <m:e>
+                <m:r>
+                  <m:rPr>
+                    <m:sty m:val="p"/>
+                  </m:rPr>
+                  <w:rPr>
+                    <w:rFonts w:ascii="Cambria Math" w:hAnsi="Cambria Math"/>
+                  </w:rPr>
+                  <m:t>softplus</m:t>
+                </m:r>
+              </m:e>
+            </m:box>
+            <m:r>
+              <m:rPr>
+                <m:sty m:val="p"/>
+              </m:rPr>
+              <w:rPr>
+                <w:rFonts w:ascii="Cambria Math" w:hAnsi="Cambria Math"/>
+              </w:rPr>
+              <m:t>(</m:t>
+            </m:r>
+            <m:box>
+              <m:boxPr>
+                <m:ctrlPr>
+                  <w:rPr>
+                    <w:rFonts w:ascii="Cambria Math" w:hAnsi="Cambria Math"/>
+                  </w:rPr>
+                </m:ctrlPr>
+              </m:boxPr>
+              <m:e>
+                <m:r>
+                  <m:rPr>
+                    <m:sty m:val="p"/>
+                  </m:rPr>
+                  <w:rPr>
+                    <w:rFonts w:ascii="Cambria Math" w:hAnsi="Cambria Math"/>
+                  </w:rPr>
+                  <m:t>a_proj</m:t>
+                </m:r>
+              </m:e>
+            </m:box>
+            <m:r>
+              <m:rPr>
+                <m:sty m:val="p"/>
+              </m:rPr>
+              <w:rPr>
+                <w:rFonts w:ascii="Cambria Math" w:hAnsi="Cambria Math"/>
+              </w:rPr>
+              <m:t>(</m:t>
+            </m:r>
+            <m:r>
+              <w:rPr>
+                <w:rFonts w:ascii="Cambria Math" w:hAnsi="Cambria Math"/>
+              </w:rPr>
+              <m:t>ξ</m:t>
+            </m:r>
+            <m:r>
+              <m:rPr>
+                <m:sty m:val="p"/>
+              </m:rPr>
+              <w:rPr>
+                <w:rFonts w:ascii="Cambria Math" w:hAnsi="Cambria Math"/>
+              </w:rPr>
+              <m:t>))</m:t>
+            </m:r>
+          </m:e>
+        </m:box>
+      </m:oMath>
+      <w:r>
+        <w:rPr>
+          <w:rFonts w:eastAsiaTheme="minorEastAsia"/>
+        </w:rPr>
+        <w:t xml:space="preserve"> </w:t>
+      </w:r>
     </w:p>
     <w:p>
       <w:pPr>
